--- a/Протоколы ARINC 664 и ARINCC 825 (Пасько В.Д).docx
+++ b/Протоколы ARINC 664 и ARINCC 825 (Пасько В.Д).docx
@@ -675,7 +675,15 @@
                 <w:szCs w:val="21"/>
                 <w:lang w:val="en-US"/>
               </w:rPr>
-              <w:t>ARINC 825</w:t>
+              <w:t>ARINC</w:t>
+            </w:r>
+            <w:r>
+              <w:rPr>
+                <w:b/>
+                <w:sz w:val="28"/>
+                <w:szCs w:val="21"/>
+              </w:rPr>
+              <w:t xml:space="preserve"> 825</w:t>
             </w:r>
           </w:p>
           <w:p>
@@ -1845,6 +1853,13 @@
     </w:tbl>
     <w:sdt>
       <w:sdtPr>
+        <w:rPr>
+          <w:rFonts w:eastAsia="Times New Roman" w:cs="Times New Roman"/>
+          <w:b w:val="0"/>
+          <w:color w:val="auto"/>
+          <w:sz w:val="24"/>
+          <w:szCs w:val="24"/>
+        </w:rPr>
         <w:id w:val="-421259078"/>
         <w:docPartObj>
           <w:docPartGallery w:val="Table of Contents"/>
@@ -1853,11 +1868,7 @@
       </w:sdtPr>
       <w:sdtEndPr>
         <w:rPr>
-          <w:rFonts w:eastAsia="Times New Roman" w:cs="Times New Roman"/>
           <w:bCs/>
-          <w:color w:val="auto"/>
-          <w:sz w:val="24"/>
-          <w:szCs w:val="24"/>
         </w:rPr>
       </w:sdtEndPr>
       <w:sdtContent>
@@ -1877,8 +1888,6 @@
             </w:tabs>
             <w:rPr>
               <w:rFonts w:asciiTheme="minorHAnsi" w:eastAsiaTheme="minorEastAsia" w:hAnsiTheme="minorHAnsi" w:cstheme="minorBidi"/>
-              <w:b/>
-              <w:bCs/>
               <w:noProof/>
               <w:kern w:val="2"/>
               <w:sz w:val="24"/>
@@ -1906,20 +1915,16 @@
             </w:rPr>
             <w:fldChar w:fldCharType="separate"/>
           </w:r>
-          <w:hyperlink w:anchor="_Toc225257338" w:history="1">
+          <w:hyperlink w:anchor="_Toc225784400" w:history="1">
             <w:r>
               <w:rPr>
                 <w:rStyle w:val="a8"/>
-                <w:b/>
-                <w:bCs/>
                 <w:noProof/>
               </w:rPr>
               <w:t>Цель документа и общая характеристика протоколов</w:t>
             </w:r>
             <w:r>
               <w:rPr>
-                <w:b/>
-                <w:bCs/>
                 <w:noProof/>
                 <w:webHidden/>
               </w:rPr>
@@ -1927,8 +1932,6 @@
             </w:r>
             <w:r>
               <w:rPr>
-                <w:b/>
-                <w:bCs/>
                 <w:noProof/>
                 <w:webHidden/>
               </w:rPr>
@@ -1936,25 +1939,19 @@
             </w:r>
             <w:r>
               <w:rPr>
-                <w:b/>
-                <w:bCs/>
                 <w:noProof/>
                 <w:webHidden/>
               </w:rPr>
-              <w:instrText xml:space="preserve"> PAGEREF _Toc225257338 \h </w:instrText>
-            </w:r>
-            <w:r>
-              <w:rPr>
-                <w:b/>
-                <w:bCs/>
+              <w:instrText xml:space="preserve"> PAGEREF _Toc225784400 \h </w:instrText>
+            </w:r>
+            <w:r>
+              <w:rPr>
                 <w:noProof/>
                 <w:webHidden/>
               </w:rPr>
             </w:r>
             <w:r>
               <w:rPr>
-                <w:b/>
-                <w:bCs/>
                 <w:noProof/>
                 <w:webHidden/>
               </w:rPr>
@@ -1962,17 +1959,13 @@
             </w:r>
             <w:r>
               <w:rPr>
-                <w:b/>
-                <w:bCs/>
                 <w:noProof/>
                 <w:webHidden/>
               </w:rPr>
-              <w:t>3</w:t>
-            </w:r>
-            <w:r>
-              <w:rPr>
-                <w:b/>
-                <w:bCs/>
+              <w:t>4</w:t>
+            </w:r>
+            <w:r>
+              <w:rPr>
                 <w:noProof/>
                 <w:webHidden/>
               </w:rPr>
@@ -1988,28 +1981,22 @@
             </w:tabs>
             <w:rPr>
               <w:rFonts w:asciiTheme="minorHAnsi" w:eastAsiaTheme="minorEastAsia" w:hAnsiTheme="minorHAnsi" w:cstheme="minorBidi"/>
-              <w:b/>
-              <w:bCs/>
               <w:noProof/>
               <w:kern w:val="2"/>
               <w:sz w:val="24"/>
               <w14:ligatures w14:val="standardContextual"/>
             </w:rPr>
           </w:pPr>
-          <w:hyperlink w:anchor="_Toc225257339" w:history="1">
+          <w:hyperlink w:anchor="_Toc225784401" w:history="1">
             <w:r>
               <w:rPr>
                 <w:rStyle w:val="a8"/>
-                <w:b/>
-                <w:bCs/>
                 <w:noProof/>
               </w:rPr>
               <w:t>1.1 Общая концепция и назначение ARINC 664 (AFDX)</w:t>
             </w:r>
             <w:r>
               <w:rPr>
-                <w:b/>
-                <w:bCs/>
                 <w:noProof/>
                 <w:webHidden/>
               </w:rPr>
@@ -2017,8 +2004,6 @@
             </w:r>
             <w:r>
               <w:rPr>
-                <w:b/>
-                <w:bCs/>
                 <w:noProof/>
                 <w:webHidden/>
               </w:rPr>
@@ -2026,25 +2011,19 @@
             </w:r>
             <w:r>
               <w:rPr>
-                <w:b/>
-                <w:bCs/>
                 <w:noProof/>
                 <w:webHidden/>
               </w:rPr>
-              <w:instrText xml:space="preserve"> PAGEREF _Toc225257339 \h </w:instrText>
-            </w:r>
-            <w:r>
-              <w:rPr>
-                <w:b/>
-                <w:bCs/>
+              <w:instrText xml:space="preserve"> PAGEREF _Toc225784401 \h </w:instrText>
+            </w:r>
+            <w:r>
+              <w:rPr>
                 <w:noProof/>
                 <w:webHidden/>
               </w:rPr>
             </w:r>
             <w:r>
               <w:rPr>
-                <w:b/>
-                <w:bCs/>
                 <w:noProof/>
                 <w:webHidden/>
               </w:rPr>
@@ -2052,17 +2031,13 @@
             </w:r>
             <w:r>
               <w:rPr>
-                <w:b/>
-                <w:bCs/>
                 <w:noProof/>
                 <w:webHidden/>
               </w:rPr>
-              <w:t>4</w:t>
-            </w:r>
-            <w:r>
-              <w:rPr>
-                <w:b/>
-                <w:bCs/>
+              <w:t>5</w:t>
+            </w:r>
+            <w:r>
+              <w:rPr>
                 <w:noProof/>
                 <w:webHidden/>
               </w:rPr>
@@ -2078,28 +2053,22 @@
             </w:tabs>
             <w:rPr>
               <w:rFonts w:asciiTheme="minorHAnsi" w:eastAsiaTheme="minorEastAsia" w:hAnsiTheme="minorHAnsi" w:cstheme="minorBidi"/>
-              <w:b/>
-              <w:bCs/>
               <w:noProof/>
               <w:kern w:val="2"/>
               <w:sz w:val="24"/>
               <w14:ligatures w14:val="standardContextual"/>
             </w:rPr>
           </w:pPr>
-          <w:hyperlink w:anchor="_Toc225257340" w:history="1">
+          <w:hyperlink w:anchor="_Toc225784402" w:history="1">
             <w:r>
               <w:rPr>
                 <w:rStyle w:val="a8"/>
-                <w:b/>
-                <w:bCs/>
                 <w:noProof/>
               </w:rPr>
               <w:t>1.2 Архитектура сети ARINC 664</w:t>
             </w:r>
             <w:r>
               <w:rPr>
-                <w:b/>
-                <w:bCs/>
                 <w:noProof/>
                 <w:webHidden/>
               </w:rPr>
@@ -2107,8 +2076,6 @@
             </w:r>
             <w:r>
               <w:rPr>
-                <w:b/>
-                <w:bCs/>
                 <w:noProof/>
                 <w:webHidden/>
               </w:rPr>
@@ -2116,25 +2083,19 @@
             </w:r>
             <w:r>
               <w:rPr>
-                <w:b/>
-                <w:bCs/>
                 <w:noProof/>
                 <w:webHidden/>
               </w:rPr>
-              <w:instrText xml:space="preserve"> PAGEREF _Toc225257340 \h </w:instrText>
-            </w:r>
-            <w:r>
-              <w:rPr>
-                <w:b/>
-                <w:bCs/>
+              <w:instrText xml:space="preserve"> PAGEREF _Toc225784402 \h </w:instrText>
+            </w:r>
+            <w:r>
+              <w:rPr>
                 <w:noProof/>
                 <w:webHidden/>
               </w:rPr>
             </w:r>
             <w:r>
               <w:rPr>
-                <w:b/>
-                <w:bCs/>
                 <w:noProof/>
                 <w:webHidden/>
               </w:rPr>
@@ -2142,17 +2103,13 @@
             </w:r>
             <w:r>
               <w:rPr>
-                <w:b/>
-                <w:bCs/>
                 <w:noProof/>
                 <w:webHidden/>
               </w:rPr>
-              <w:t>6</w:t>
-            </w:r>
-            <w:r>
-              <w:rPr>
-                <w:b/>
-                <w:bCs/>
+              <w:t>7</w:t>
+            </w:r>
+            <w:r>
+              <w:rPr>
                 <w:noProof/>
                 <w:webHidden/>
               </w:rPr>
@@ -2168,28 +2125,22 @@
             </w:tabs>
             <w:rPr>
               <w:rFonts w:asciiTheme="minorHAnsi" w:eastAsiaTheme="minorEastAsia" w:hAnsiTheme="minorHAnsi" w:cstheme="minorBidi"/>
-              <w:b/>
-              <w:bCs/>
               <w:noProof/>
               <w:kern w:val="2"/>
               <w:sz w:val="24"/>
               <w14:ligatures w14:val="standardContextual"/>
             </w:rPr>
           </w:pPr>
-          <w:hyperlink w:anchor="_Toc225257341" w:history="1">
+          <w:hyperlink w:anchor="_Toc225784403" w:history="1">
             <w:r>
               <w:rPr>
                 <w:rStyle w:val="a8"/>
-                <w:b/>
-                <w:bCs/>
                 <w:noProof/>
               </w:rPr>
               <w:t>1.3 Виртуальные каналы ARINC 664</w:t>
             </w:r>
             <w:r>
               <w:rPr>
-                <w:b/>
-                <w:bCs/>
                 <w:noProof/>
                 <w:webHidden/>
               </w:rPr>
@@ -2197,8 +2148,6 @@
             </w:r>
             <w:r>
               <w:rPr>
-                <w:b/>
-                <w:bCs/>
                 <w:noProof/>
                 <w:webHidden/>
               </w:rPr>
@@ -2206,25 +2155,19 @@
             </w:r>
             <w:r>
               <w:rPr>
-                <w:b/>
-                <w:bCs/>
                 <w:noProof/>
                 <w:webHidden/>
               </w:rPr>
-              <w:instrText xml:space="preserve"> PAGEREF _Toc225257341 \h </w:instrText>
-            </w:r>
-            <w:r>
-              <w:rPr>
-                <w:b/>
-                <w:bCs/>
+              <w:instrText xml:space="preserve"> PAGEREF _Toc225784403 \h </w:instrText>
+            </w:r>
+            <w:r>
+              <w:rPr>
                 <w:noProof/>
                 <w:webHidden/>
               </w:rPr>
             </w:r>
             <w:r>
               <w:rPr>
-                <w:b/>
-                <w:bCs/>
                 <w:noProof/>
                 <w:webHidden/>
               </w:rPr>
@@ -2232,17 +2175,13 @@
             </w:r>
             <w:r>
               <w:rPr>
-                <w:b/>
-                <w:bCs/>
                 <w:noProof/>
                 <w:webHidden/>
               </w:rPr>
-              <w:t>8</w:t>
-            </w:r>
-            <w:r>
-              <w:rPr>
-                <w:b/>
-                <w:bCs/>
+              <w:t>9</w:t>
+            </w:r>
+            <w:r>
+              <w:rPr>
                 <w:noProof/>
                 <w:webHidden/>
               </w:rPr>
@@ -2258,28 +2197,22 @@
             </w:tabs>
             <w:rPr>
               <w:rFonts w:asciiTheme="minorHAnsi" w:eastAsiaTheme="minorEastAsia" w:hAnsiTheme="minorHAnsi" w:cstheme="minorBidi"/>
-              <w:b/>
-              <w:bCs/>
               <w:noProof/>
               <w:kern w:val="2"/>
               <w:sz w:val="24"/>
               <w14:ligatures w14:val="standardContextual"/>
             </w:rPr>
           </w:pPr>
-          <w:hyperlink w:anchor="_Toc225257342" w:history="1">
+          <w:hyperlink w:anchor="_Toc225784404" w:history="1">
             <w:r>
               <w:rPr>
                 <w:rStyle w:val="a8"/>
-                <w:b/>
-                <w:bCs/>
                 <w:noProof/>
               </w:rPr>
               <w:t>1.4 Расписание передачи ARINC 664</w:t>
             </w:r>
             <w:r>
               <w:rPr>
-                <w:b/>
-                <w:bCs/>
                 <w:noProof/>
                 <w:webHidden/>
               </w:rPr>
@@ -2287,8 +2220,6 @@
             </w:r>
             <w:r>
               <w:rPr>
-                <w:b/>
-                <w:bCs/>
                 <w:noProof/>
                 <w:webHidden/>
               </w:rPr>
@@ -2296,25 +2227,19 @@
             </w:r>
             <w:r>
               <w:rPr>
-                <w:b/>
-                <w:bCs/>
                 <w:noProof/>
                 <w:webHidden/>
               </w:rPr>
-              <w:instrText xml:space="preserve"> PAGEREF _Toc225257342 \h </w:instrText>
-            </w:r>
-            <w:r>
-              <w:rPr>
-                <w:b/>
-                <w:bCs/>
+              <w:instrText xml:space="preserve"> PAGEREF _Toc225784404 \h </w:instrText>
+            </w:r>
+            <w:r>
+              <w:rPr>
                 <w:noProof/>
                 <w:webHidden/>
               </w:rPr>
             </w:r>
             <w:r>
               <w:rPr>
-                <w:b/>
-                <w:bCs/>
                 <w:noProof/>
                 <w:webHidden/>
               </w:rPr>
@@ -2322,17 +2247,13 @@
             </w:r>
             <w:r>
               <w:rPr>
-                <w:b/>
-                <w:bCs/>
                 <w:noProof/>
                 <w:webHidden/>
               </w:rPr>
-              <w:t>11</w:t>
-            </w:r>
-            <w:r>
-              <w:rPr>
-                <w:b/>
-                <w:bCs/>
+              <w:t>12</w:t>
+            </w:r>
+            <w:r>
+              <w:rPr>
                 <w:noProof/>
                 <w:webHidden/>
               </w:rPr>
@@ -2348,28 +2269,22 @@
             </w:tabs>
             <w:rPr>
               <w:rFonts w:asciiTheme="minorHAnsi" w:eastAsiaTheme="minorEastAsia" w:hAnsiTheme="minorHAnsi" w:cstheme="minorBidi"/>
-              <w:b/>
-              <w:bCs/>
               <w:noProof/>
               <w:kern w:val="2"/>
               <w:sz w:val="24"/>
               <w14:ligatures w14:val="standardContextual"/>
             </w:rPr>
           </w:pPr>
-          <w:hyperlink w:anchor="_Toc225257343" w:history="1">
+          <w:hyperlink w:anchor="_Toc225784405" w:history="1">
             <w:r>
               <w:rPr>
                 <w:rStyle w:val="a8"/>
-                <w:b/>
-                <w:bCs/>
                 <w:noProof/>
               </w:rPr>
               <w:t>1.5 Двойная избыточность ARINC 664</w:t>
             </w:r>
             <w:r>
               <w:rPr>
-                <w:b/>
-                <w:bCs/>
                 <w:noProof/>
                 <w:webHidden/>
               </w:rPr>
@@ -2377,8 +2292,6 @@
             </w:r>
             <w:r>
               <w:rPr>
-                <w:b/>
-                <w:bCs/>
                 <w:noProof/>
                 <w:webHidden/>
               </w:rPr>
@@ -2386,25 +2299,19 @@
             </w:r>
             <w:r>
               <w:rPr>
-                <w:b/>
-                <w:bCs/>
                 <w:noProof/>
                 <w:webHidden/>
               </w:rPr>
-              <w:instrText xml:space="preserve"> PAGEREF _Toc225257343 \h </w:instrText>
-            </w:r>
-            <w:r>
-              <w:rPr>
-                <w:b/>
-                <w:bCs/>
+              <w:instrText xml:space="preserve"> PAGEREF _Toc225784405 \h </w:instrText>
+            </w:r>
+            <w:r>
+              <w:rPr>
                 <w:noProof/>
                 <w:webHidden/>
               </w:rPr>
             </w:r>
             <w:r>
               <w:rPr>
-                <w:b/>
-                <w:bCs/>
                 <w:noProof/>
                 <w:webHidden/>
               </w:rPr>
@@ -2412,17 +2319,13 @@
             </w:r>
             <w:r>
               <w:rPr>
-                <w:b/>
-                <w:bCs/>
                 <w:noProof/>
                 <w:webHidden/>
               </w:rPr>
-              <w:t>14</w:t>
-            </w:r>
-            <w:r>
-              <w:rPr>
-                <w:b/>
-                <w:bCs/>
+              <w:t>15</w:t>
+            </w:r>
+            <w:r>
+              <w:rPr>
                 <w:noProof/>
                 <w:webHidden/>
               </w:rPr>
@@ -2438,46 +2341,22 @@
             </w:tabs>
             <w:rPr>
               <w:rFonts w:asciiTheme="minorHAnsi" w:eastAsiaTheme="minorEastAsia" w:hAnsiTheme="minorHAnsi" w:cstheme="minorBidi"/>
-              <w:b/>
-              <w:bCs/>
               <w:noProof/>
               <w:kern w:val="2"/>
               <w:sz w:val="24"/>
               <w14:ligatures w14:val="standardContextual"/>
             </w:rPr>
           </w:pPr>
-          <w:hyperlink w:anchor="_Toc225257344" w:history="1">
+          <w:hyperlink w:anchor="_Toc225784406" w:history="1">
             <w:r>
               <w:rPr>
                 <w:rStyle w:val="a8"/>
-                <w:b/>
-                <w:bCs/>
                 <w:noProof/>
               </w:rPr>
-              <w:t xml:space="preserve">1.6 Структура </w:t>
-            </w:r>
-            <w:r>
-              <w:rPr>
-                <w:rStyle w:val="a8"/>
-                <w:b/>
-                <w:bCs/>
-                <w:noProof/>
-              </w:rPr>
-              <w:t>к</w:t>
-            </w:r>
-            <w:r>
-              <w:rPr>
-                <w:rStyle w:val="a8"/>
-                <w:b/>
-                <w:bCs/>
-                <w:noProof/>
-              </w:rPr>
-              <w:t>адра и контроль целостности ARINC 664</w:t>
-            </w:r>
-            <w:r>
-              <w:rPr>
-                <w:b/>
-                <w:bCs/>
+              <w:t>1.6 Структура кадра и контроль целостности ARINC 664</w:t>
+            </w:r>
+            <w:r>
+              <w:rPr>
                 <w:noProof/>
                 <w:webHidden/>
               </w:rPr>
@@ -2485,8 +2364,6 @@
             </w:r>
             <w:r>
               <w:rPr>
-                <w:b/>
-                <w:bCs/>
                 <w:noProof/>
                 <w:webHidden/>
               </w:rPr>
@@ -2494,25 +2371,19 @@
             </w:r>
             <w:r>
               <w:rPr>
-                <w:b/>
-                <w:bCs/>
                 <w:noProof/>
                 <w:webHidden/>
               </w:rPr>
-              <w:instrText xml:space="preserve"> PAGEREF _Toc225257344 \h </w:instrText>
-            </w:r>
-            <w:r>
-              <w:rPr>
-                <w:b/>
-                <w:bCs/>
+              <w:instrText xml:space="preserve"> PAGEREF _Toc225784406 \h </w:instrText>
+            </w:r>
+            <w:r>
+              <w:rPr>
                 <w:noProof/>
                 <w:webHidden/>
               </w:rPr>
             </w:r>
             <w:r>
               <w:rPr>
-                <w:b/>
-                <w:bCs/>
                 <w:noProof/>
                 <w:webHidden/>
               </w:rPr>
@@ -2520,17 +2391,13 @@
             </w:r>
             <w:r>
               <w:rPr>
-                <w:b/>
-                <w:bCs/>
                 <w:noProof/>
                 <w:webHidden/>
               </w:rPr>
-              <w:t>17</w:t>
-            </w:r>
-            <w:r>
-              <w:rPr>
-                <w:b/>
-                <w:bCs/>
+              <w:t>18</w:t>
+            </w:r>
+            <w:r>
+              <w:rPr>
                 <w:noProof/>
                 <w:webHidden/>
               </w:rPr>
@@ -2546,20 +2413,16 @@
             </w:tabs>
             <w:rPr>
               <w:rFonts w:asciiTheme="minorHAnsi" w:eastAsiaTheme="minorEastAsia" w:hAnsiTheme="minorHAnsi" w:cstheme="minorBidi"/>
-              <w:b/>
-              <w:bCs/>
               <w:noProof/>
               <w:kern w:val="2"/>
               <w:sz w:val="24"/>
               <w14:ligatures w14:val="standardContextual"/>
             </w:rPr>
           </w:pPr>
-          <w:hyperlink w:anchor="_Toc225257345" w:history="1">
+          <w:hyperlink w:anchor="_Toc225784407" w:history="1">
             <w:r>
               <w:rPr>
                 <w:rStyle w:val="a8"/>
-                <w:b/>
-                <w:bCs/>
                 <w:noProof/>
               </w:rPr>
               <w:t xml:space="preserve">1.7 Коммутаторы </w:t>
@@ -2567,17 +2430,20 @@
             <w:r>
               <w:rPr>
                 <w:rStyle w:val="a8"/>
-                <w:b/>
-                <w:bCs/>
                 <w:noProof/>
                 <w:lang w:val="en-US"/>
               </w:rPr>
-              <w:t>ARINC 664</w:t>
-            </w:r>
-            <w:r>
-              <w:rPr>
-                <w:b/>
-                <w:bCs/>
+              <w:t>ARINC</w:t>
+            </w:r>
+            <w:r>
+              <w:rPr>
+                <w:rStyle w:val="a8"/>
+                <w:noProof/>
+              </w:rPr>
+              <w:t xml:space="preserve"> 664</w:t>
+            </w:r>
+            <w:r>
+              <w:rPr>
                 <w:noProof/>
                 <w:webHidden/>
               </w:rPr>
@@ -2585,8 +2451,6 @@
             </w:r>
             <w:r>
               <w:rPr>
-                <w:b/>
-                <w:bCs/>
                 <w:noProof/>
                 <w:webHidden/>
               </w:rPr>
@@ -2594,25 +2458,19 @@
             </w:r>
             <w:r>
               <w:rPr>
-                <w:b/>
-                <w:bCs/>
                 <w:noProof/>
                 <w:webHidden/>
               </w:rPr>
-              <w:instrText xml:space="preserve"> PAGEREF _Toc225257345 \h </w:instrText>
-            </w:r>
-            <w:r>
-              <w:rPr>
-                <w:b/>
-                <w:bCs/>
+              <w:instrText xml:space="preserve"> PAGEREF _Toc225784407 \h </w:instrText>
+            </w:r>
+            <w:r>
+              <w:rPr>
                 <w:noProof/>
                 <w:webHidden/>
               </w:rPr>
             </w:r>
             <w:r>
               <w:rPr>
-                <w:b/>
-                <w:bCs/>
                 <w:noProof/>
                 <w:webHidden/>
               </w:rPr>
@@ -2620,17 +2478,13 @@
             </w:r>
             <w:r>
               <w:rPr>
-                <w:b/>
-                <w:bCs/>
                 <w:noProof/>
                 <w:webHidden/>
               </w:rPr>
-              <w:t>20</w:t>
-            </w:r>
-            <w:r>
-              <w:rPr>
-                <w:b/>
-                <w:bCs/>
+              <w:t>21</w:t>
+            </w:r>
+            <w:r>
+              <w:rPr>
                 <w:noProof/>
                 <w:webHidden/>
               </w:rPr>
@@ -2646,28 +2500,22 @@
             </w:tabs>
             <w:rPr>
               <w:rFonts w:asciiTheme="minorHAnsi" w:eastAsiaTheme="minorEastAsia" w:hAnsiTheme="minorHAnsi" w:cstheme="minorBidi"/>
-              <w:b/>
-              <w:bCs/>
               <w:noProof/>
               <w:kern w:val="2"/>
               <w:sz w:val="24"/>
               <w14:ligatures w14:val="standardContextual"/>
             </w:rPr>
           </w:pPr>
-          <w:hyperlink w:anchor="_Toc225257346" w:history="1">
+          <w:hyperlink w:anchor="_Toc225784408" w:history="1">
             <w:r>
               <w:rPr>
                 <w:rStyle w:val="a8"/>
-                <w:b/>
-                <w:bCs/>
                 <w:noProof/>
               </w:rPr>
               <w:t>2.1 Общая концепция и назначение ARINC 825</w:t>
             </w:r>
             <w:r>
               <w:rPr>
-                <w:b/>
-                <w:bCs/>
                 <w:noProof/>
                 <w:webHidden/>
               </w:rPr>
@@ -2675,8 +2523,6 @@
             </w:r>
             <w:r>
               <w:rPr>
-                <w:b/>
-                <w:bCs/>
                 <w:noProof/>
                 <w:webHidden/>
               </w:rPr>
@@ -2684,25 +2530,19 @@
             </w:r>
             <w:r>
               <w:rPr>
-                <w:b/>
-                <w:bCs/>
                 <w:noProof/>
                 <w:webHidden/>
               </w:rPr>
-              <w:instrText xml:space="preserve"> PAGEREF _Toc225257346 \h </w:instrText>
-            </w:r>
-            <w:r>
-              <w:rPr>
-                <w:b/>
-                <w:bCs/>
+              <w:instrText xml:space="preserve"> PAGEREF _Toc225784408 \h </w:instrText>
+            </w:r>
+            <w:r>
+              <w:rPr>
                 <w:noProof/>
                 <w:webHidden/>
               </w:rPr>
             </w:r>
             <w:r>
               <w:rPr>
-                <w:b/>
-                <w:bCs/>
                 <w:noProof/>
                 <w:webHidden/>
               </w:rPr>
@@ -2710,17 +2550,13 @@
             </w:r>
             <w:r>
               <w:rPr>
-                <w:b/>
-                <w:bCs/>
                 <w:noProof/>
                 <w:webHidden/>
               </w:rPr>
-              <w:t>23</w:t>
-            </w:r>
-            <w:r>
-              <w:rPr>
-                <w:b/>
-                <w:bCs/>
+              <w:t>24</w:t>
+            </w:r>
+            <w:r>
+              <w:rPr>
                 <w:noProof/>
                 <w:webHidden/>
               </w:rPr>
@@ -2736,28 +2572,22 @@
             </w:tabs>
             <w:rPr>
               <w:rFonts w:asciiTheme="minorHAnsi" w:eastAsiaTheme="minorEastAsia" w:hAnsiTheme="minorHAnsi" w:cstheme="minorBidi"/>
-              <w:b/>
-              <w:bCs/>
               <w:noProof/>
               <w:kern w:val="2"/>
               <w:sz w:val="24"/>
               <w14:ligatures w14:val="standardContextual"/>
             </w:rPr>
           </w:pPr>
-          <w:hyperlink w:anchor="_Toc225257347" w:history="1">
+          <w:hyperlink w:anchor="_Toc225784409" w:history="1">
             <w:r>
               <w:rPr>
                 <w:rStyle w:val="a8"/>
-                <w:b/>
-                <w:bCs/>
                 <w:noProof/>
               </w:rPr>
               <w:t>2.2 Физический уровень ARINC 825</w:t>
             </w:r>
             <w:r>
               <w:rPr>
-                <w:b/>
-                <w:bCs/>
                 <w:noProof/>
                 <w:webHidden/>
               </w:rPr>
@@ -2765,8 +2595,6 @@
             </w:r>
             <w:r>
               <w:rPr>
-                <w:b/>
-                <w:bCs/>
                 <w:noProof/>
                 <w:webHidden/>
               </w:rPr>
@@ -2774,25 +2602,19 @@
             </w:r>
             <w:r>
               <w:rPr>
-                <w:b/>
-                <w:bCs/>
                 <w:noProof/>
                 <w:webHidden/>
               </w:rPr>
-              <w:instrText xml:space="preserve"> PAGEREF _Toc225257347 \h </w:instrText>
-            </w:r>
-            <w:r>
-              <w:rPr>
-                <w:b/>
-                <w:bCs/>
+              <w:instrText xml:space="preserve"> PAGEREF _Toc225784409 \h </w:instrText>
+            </w:r>
+            <w:r>
+              <w:rPr>
                 <w:noProof/>
                 <w:webHidden/>
               </w:rPr>
             </w:r>
             <w:r>
               <w:rPr>
-                <w:b/>
-                <w:bCs/>
                 <w:noProof/>
                 <w:webHidden/>
               </w:rPr>
@@ -2800,17 +2622,13 @@
             </w:r>
             <w:r>
               <w:rPr>
-                <w:b/>
-                <w:bCs/>
                 <w:noProof/>
                 <w:webHidden/>
               </w:rPr>
-              <w:t>26</w:t>
-            </w:r>
-            <w:r>
-              <w:rPr>
-                <w:b/>
-                <w:bCs/>
+              <w:t>27</w:t>
+            </w:r>
+            <w:r>
+              <w:rPr>
                 <w:noProof/>
                 <w:webHidden/>
               </w:rPr>
@@ -2826,28 +2644,22 @@
             </w:tabs>
             <w:rPr>
               <w:rFonts w:asciiTheme="minorHAnsi" w:eastAsiaTheme="minorEastAsia" w:hAnsiTheme="minorHAnsi" w:cstheme="minorBidi"/>
-              <w:b/>
-              <w:bCs/>
               <w:noProof/>
               <w:kern w:val="2"/>
               <w:sz w:val="24"/>
               <w14:ligatures w14:val="standardContextual"/>
             </w:rPr>
           </w:pPr>
-          <w:hyperlink w:anchor="_Toc225257348" w:history="1">
+          <w:hyperlink w:anchor="_Toc225784410" w:history="1">
             <w:r>
               <w:rPr>
                 <w:rStyle w:val="a8"/>
-                <w:b/>
-                <w:bCs/>
                 <w:noProof/>
               </w:rPr>
               <w:t>2.3 Топология шины и терминация ARINC 825</w:t>
             </w:r>
             <w:r>
               <w:rPr>
-                <w:b/>
-                <w:bCs/>
                 <w:noProof/>
                 <w:webHidden/>
               </w:rPr>
@@ -2855,8 +2667,6 @@
             </w:r>
             <w:r>
               <w:rPr>
-                <w:b/>
-                <w:bCs/>
                 <w:noProof/>
                 <w:webHidden/>
               </w:rPr>
@@ -2864,25 +2674,19 @@
             </w:r>
             <w:r>
               <w:rPr>
-                <w:b/>
-                <w:bCs/>
                 <w:noProof/>
                 <w:webHidden/>
               </w:rPr>
-              <w:instrText xml:space="preserve"> PAGEREF _Toc225257348 \h </w:instrText>
-            </w:r>
-            <w:r>
-              <w:rPr>
-                <w:b/>
-                <w:bCs/>
+              <w:instrText xml:space="preserve"> PAGEREF _Toc225784410 \h </w:instrText>
+            </w:r>
+            <w:r>
+              <w:rPr>
                 <w:noProof/>
                 <w:webHidden/>
               </w:rPr>
             </w:r>
             <w:r>
               <w:rPr>
-                <w:b/>
-                <w:bCs/>
                 <w:noProof/>
                 <w:webHidden/>
               </w:rPr>
@@ -2890,17 +2694,13 @@
             </w:r>
             <w:r>
               <w:rPr>
-                <w:b/>
-                <w:bCs/>
                 <w:noProof/>
                 <w:webHidden/>
               </w:rPr>
-              <w:t>29</w:t>
-            </w:r>
-            <w:r>
-              <w:rPr>
-                <w:b/>
-                <w:bCs/>
+              <w:t>30</w:t>
+            </w:r>
+            <w:r>
+              <w:rPr>
                 <w:noProof/>
                 <w:webHidden/>
               </w:rPr>
@@ -2916,28 +2716,22 @@
             </w:tabs>
             <w:rPr>
               <w:rFonts w:asciiTheme="minorHAnsi" w:eastAsiaTheme="minorEastAsia" w:hAnsiTheme="minorHAnsi" w:cstheme="minorBidi"/>
-              <w:b/>
-              <w:bCs/>
               <w:noProof/>
               <w:kern w:val="2"/>
               <w:sz w:val="24"/>
               <w14:ligatures w14:val="standardContextual"/>
             </w:rPr>
           </w:pPr>
-          <w:hyperlink w:anchor="_Toc225257349" w:history="1">
+          <w:hyperlink w:anchor="_Toc225784411" w:history="1">
             <w:r>
               <w:rPr>
                 <w:rStyle w:val="a8"/>
-                <w:b/>
-                <w:bCs/>
                 <w:noProof/>
               </w:rPr>
               <w:t>2.4 Арбитраж и приоритеты ARINC 825</w:t>
             </w:r>
             <w:r>
               <w:rPr>
-                <w:b/>
-                <w:bCs/>
                 <w:noProof/>
                 <w:webHidden/>
               </w:rPr>
@@ -2945,8 +2739,6 @@
             </w:r>
             <w:r>
               <w:rPr>
-                <w:b/>
-                <w:bCs/>
                 <w:noProof/>
                 <w:webHidden/>
               </w:rPr>
@@ -2954,25 +2746,19 @@
             </w:r>
             <w:r>
               <w:rPr>
-                <w:b/>
-                <w:bCs/>
                 <w:noProof/>
                 <w:webHidden/>
               </w:rPr>
-              <w:instrText xml:space="preserve"> PAGEREF _Toc225257349 \h </w:instrText>
-            </w:r>
-            <w:r>
-              <w:rPr>
-                <w:b/>
-                <w:bCs/>
+              <w:instrText xml:space="preserve"> PAGEREF _Toc225784411 \h </w:instrText>
+            </w:r>
+            <w:r>
+              <w:rPr>
                 <w:noProof/>
                 <w:webHidden/>
               </w:rPr>
             </w:r>
             <w:r>
               <w:rPr>
-                <w:b/>
-                <w:bCs/>
                 <w:noProof/>
                 <w:webHidden/>
               </w:rPr>
@@ -2980,17 +2766,13 @@
             </w:r>
             <w:r>
               <w:rPr>
-                <w:b/>
-                <w:bCs/>
                 <w:noProof/>
                 <w:webHidden/>
               </w:rPr>
-              <w:t>32</w:t>
-            </w:r>
-            <w:r>
-              <w:rPr>
-                <w:b/>
-                <w:bCs/>
+              <w:t>33</w:t>
+            </w:r>
+            <w:r>
+              <w:rPr>
                 <w:noProof/>
                 <w:webHidden/>
               </w:rPr>
@@ -3006,46 +2788,22 @@
             </w:tabs>
             <w:rPr>
               <w:rFonts w:asciiTheme="minorHAnsi" w:eastAsiaTheme="minorEastAsia" w:hAnsiTheme="minorHAnsi" w:cstheme="minorBidi"/>
-              <w:b/>
-              <w:bCs/>
               <w:noProof/>
               <w:kern w:val="2"/>
               <w:sz w:val="24"/>
               <w14:ligatures w14:val="standardContextual"/>
             </w:rPr>
           </w:pPr>
-          <w:hyperlink w:anchor="_Toc225257350" w:history="1">
+          <w:hyperlink w:anchor="_Toc225784412" w:history="1">
             <w:r>
               <w:rPr>
                 <w:rStyle w:val="a8"/>
-                <w:b/>
-                <w:bCs/>
                 <w:noProof/>
               </w:rPr>
-              <w:t>2.5 Структу</w:t>
-            </w:r>
-            <w:r>
-              <w:rPr>
-                <w:rStyle w:val="a8"/>
-                <w:b/>
-                <w:bCs/>
-                <w:noProof/>
-              </w:rPr>
-              <w:t>р</w:t>
-            </w:r>
-            <w:r>
-              <w:rPr>
-                <w:rStyle w:val="a8"/>
-                <w:b/>
-                <w:bCs/>
-                <w:noProof/>
-              </w:rPr>
-              <w:t>а кадра данных ARINC 825</w:t>
-            </w:r>
-            <w:r>
-              <w:rPr>
-                <w:b/>
-                <w:bCs/>
+              <w:t>2.5 Структура кадра данных ARINC 825</w:t>
+            </w:r>
+            <w:r>
+              <w:rPr>
                 <w:noProof/>
                 <w:webHidden/>
               </w:rPr>
@@ -3053,8 +2811,6 @@
             </w:r>
             <w:r>
               <w:rPr>
-                <w:b/>
-                <w:bCs/>
                 <w:noProof/>
                 <w:webHidden/>
               </w:rPr>
@@ -3062,25 +2818,19 @@
             </w:r>
             <w:r>
               <w:rPr>
-                <w:b/>
-                <w:bCs/>
                 <w:noProof/>
                 <w:webHidden/>
               </w:rPr>
-              <w:instrText xml:space="preserve"> PAGEREF _Toc225257350 \h </w:instrText>
-            </w:r>
-            <w:r>
-              <w:rPr>
-                <w:b/>
-                <w:bCs/>
+              <w:instrText xml:space="preserve"> PAGEREF _Toc225784412 \h </w:instrText>
+            </w:r>
+            <w:r>
+              <w:rPr>
                 <w:noProof/>
                 <w:webHidden/>
               </w:rPr>
             </w:r>
             <w:r>
               <w:rPr>
-                <w:b/>
-                <w:bCs/>
                 <w:noProof/>
                 <w:webHidden/>
               </w:rPr>
@@ -3088,17 +2838,13 @@
             </w:r>
             <w:r>
               <w:rPr>
-                <w:b/>
-                <w:bCs/>
                 <w:noProof/>
                 <w:webHidden/>
               </w:rPr>
-              <w:t>35</w:t>
-            </w:r>
-            <w:r>
-              <w:rPr>
-                <w:b/>
-                <w:bCs/>
+              <w:t>36</w:t>
+            </w:r>
+            <w:r>
+              <w:rPr>
                 <w:noProof/>
                 <w:webHidden/>
               </w:rPr>
@@ -3114,28 +2860,22 @@
             </w:tabs>
             <w:rPr>
               <w:rFonts w:asciiTheme="minorHAnsi" w:eastAsiaTheme="minorEastAsia" w:hAnsiTheme="minorHAnsi" w:cstheme="minorBidi"/>
-              <w:b/>
-              <w:bCs/>
               <w:noProof/>
               <w:kern w:val="2"/>
               <w:sz w:val="24"/>
               <w14:ligatures w14:val="standardContextual"/>
             </w:rPr>
           </w:pPr>
-          <w:hyperlink w:anchor="_Toc225257351" w:history="1">
+          <w:hyperlink w:anchor="_Toc225784413" w:history="1">
             <w:r>
               <w:rPr>
                 <w:rStyle w:val="a8"/>
-                <w:b/>
-                <w:bCs/>
                 <w:noProof/>
               </w:rPr>
               <w:t>2.6 Механизмы обнаружения и обработки ошибок ARINC 825</w:t>
             </w:r>
             <w:r>
               <w:rPr>
-                <w:b/>
-                <w:bCs/>
                 <w:noProof/>
                 <w:webHidden/>
               </w:rPr>
@@ -3143,8 +2883,6 @@
             </w:r>
             <w:r>
               <w:rPr>
-                <w:b/>
-                <w:bCs/>
                 <w:noProof/>
                 <w:webHidden/>
               </w:rPr>
@@ -3152,25 +2890,19 @@
             </w:r>
             <w:r>
               <w:rPr>
-                <w:b/>
-                <w:bCs/>
                 <w:noProof/>
                 <w:webHidden/>
               </w:rPr>
-              <w:instrText xml:space="preserve"> PAGEREF _Toc225257351 \h </w:instrText>
-            </w:r>
-            <w:r>
-              <w:rPr>
-                <w:b/>
-                <w:bCs/>
+              <w:instrText xml:space="preserve"> PAGEREF _Toc225784413 \h </w:instrText>
+            </w:r>
+            <w:r>
+              <w:rPr>
                 <w:noProof/>
                 <w:webHidden/>
               </w:rPr>
             </w:r>
             <w:r>
               <w:rPr>
-                <w:b/>
-                <w:bCs/>
                 <w:noProof/>
                 <w:webHidden/>
               </w:rPr>
@@ -3178,17 +2910,13 @@
             </w:r>
             <w:r>
               <w:rPr>
-                <w:b/>
-                <w:bCs/>
                 <w:noProof/>
                 <w:webHidden/>
               </w:rPr>
-              <w:t>38</w:t>
-            </w:r>
-            <w:r>
-              <w:rPr>
-                <w:b/>
-                <w:bCs/>
+              <w:t>39</w:t>
+            </w:r>
+            <w:r>
+              <w:rPr>
                 <w:noProof/>
                 <w:webHidden/>
               </w:rPr>
@@ -3204,28 +2932,22 @@
             </w:tabs>
             <w:rPr>
               <w:rFonts w:asciiTheme="minorHAnsi" w:eastAsiaTheme="minorEastAsia" w:hAnsiTheme="minorHAnsi" w:cstheme="minorBidi"/>
-              <w:b/>
-              <w:bCs/>
               <w:noProof/>
               <w:kern w:val="2"/>
               <w:sz w:val="24"/>
               <w14:ligatures w14:val="standardContextual"/>
             </w:rPr>
           </w:pPr>
-          <w:hyperlink w:anchor="_Toc225257352" w:history="1">
+          <w:hyperlink w:anchor="_Toc225784414" w:history="1">
             <w:r>
               <w:rPr>
                 <w:rStyle w:val="a8"/>
-                <w:b/>
-                <w:bCs/>
                 <w:noProof/>
               </w:rPr>
               <w:t>2.7 Авиационные дополнения ARINC 825</w:t>
             </w:r>
             <w:r>
               <w:rPr>
-                <w:b/>
-                <w:bCs/>
                 <w:noProof/>
                 <w:webHidden/>
               </w:rPr>
@@ -3233,8 +2955,6 @@
             </w:r>
             <w:r>
               <w:rPr>
-                <w:b/>
-                <w:bCs/>
                 <w:noProof/>
                 <w:webHidden/>
               </w:rPr>
@@ -3242,25 +2962,19 @@
             </w:r>
             <w:r>
               <w:rPr>
-                <w:b/>
-                <w:bCs/>
                 <w:noProof/>
                 <w:webHidden/>
               </w:rPr>
-              <w:instrText xml:space="preserve"> PAGEREF _Toc225257352 \h </w:instrText>
-            </w:r>
-            <w:r>
-              <w:rPr>
-                <w:b/>
-                <w:bCs/>
+              <w:instrText xml:space="preserve"> PAGEREF _Toc225784414 \h </w:instrText>
+            </w:r>
+            <w:r>
+              <w:rPr>
                 <w:noProof/>
                 <w:webHidden/>
               </w:rPr>
             </w:r>
             <w:r>
               <w:rPr>
-                <w:b/>
-                <w:bCs/>
                 <w:noProof/>
                 <w:webHidden/>
               </w:rPr>
@@ -3268,17 +2982,13 @@
             </w:r>
             <w:r>
               <w:rPr>
-                <w:b/>
-                <w:bCs/>
                 <w:noProof/>
                 <w:webHidden/>
               </w:rPr>
-              <w:t>42</w:t>
-            </w:r>
-            <w:r>
-              <w:rPr>
-                <w:b/>
-                <w:bCs/>
+              <w:t>43</w:t>
+            </w:r>
+            <w:r>
+              <w:rPr>
                 <w:noProof/>
                 <w:webHidden/>
               </w:rPr>
@@ -3294,28 +3004,22 @@
             </w:tabs>
             <w:rPr>
               <w:rFonts w:asciiTheme="minorHAnsi" w:eastAsiaTheme="minorEastAsia" w:hAnsiTheme="minorHAnsi" w:cstheme="minorBidi"/>
-              <w:b/>
-              <w:bCs/>
               <w:noProof/>
               <w:kern w:val="2"/>
               <w:sz w:val="24"/>
               <w14:ligatures w14:val="standardContextual"/>
             </w:rPr>
           </w:pPr>
-          <w:hyperlink w:anchor="_Toc225257353" w:history="1">
+          <w:hyperlink w:anchor="_Toc225784415" w:history="1">
             <w:r>
               <w:rPr>
                 <w:rStyle w:val="a8"/>
-                <w:b/>
-                <w:bCs/>
                 <w:noProof/>
               </w:rPr>
-              <w:t>Список литературы</w:t>
-            </w:r>
-            <w:r>
-              <w:rPr>
-                <w:b/>
-                <w:bCs/>
+              <w:t>3. Практические дополнения</w:t>
+            </w:r>
+            <w:r>
+              <w:rPr>
                 <w:noProof/>
                 <w:webHidden/>
               </w:rPr>
@@ -3323,8 +3027,6 @@
             </w:r>
             <w:r>
               <w:rPr>
-                <w:b/>
-                <w:bCs/>
                 <w:noProof/>
                 <w:webHidden/>
               </w:rPr>
@@ -3332,25 +3034,19 @@
             </w:r>
             <w:r>
               <w:rPr>
-                <w:b/>
-                <w:bCs/>
                 <w:noProof/>
                 <w:webHidden/>
               </w:rPr>
-              <w:instrText xml:space="preserve"> PAGEREF _Toc225257353 \h </w:instrText>
-            </w:r>
-            <w:r>
-              <w:rPr>
-                <w:b/>
-                <w:bCs/>
+              <w:instrText xml:space="preserve"> PAGEREF _Toc225784415 \h </w:instrText>
+            </w:r>
+            <w:r>
+              <w:rPr>
                 <w:noProof/>
                 <w:webHidden/>
               </w:rPr>
             </w:r>
             <w:r>
               <w:rPr>
-                <w:b/>
-                <w:bCs/>
                 <w:noProof/>
                 <w:webHidden/>
               </w:rPr>
@@ -3358,17 +3054,445 @@
             </w:r>
             <w:r>
               <w:rPr>
-                <w:b/>
-                <w:bCs/>
                 <w:noProof/>
                 <w:webHidden/>
               </w:rPr>
-              <w:t>45</w:t>
-            </w:r>
-            <w:r>
-              <w:rPr>
-                <w:b/>
-                <w:bCs/>
+              <w:t>46</w:t>
+            </w:r>
+            <w:r>
+              <w:rPr>
+                <w:noProof/>
+                <w:webHidden/>
+              </w:rPr>
+              <w:fldChar w:fldCharType="end"/>
+            </w:r>
+          </w:hyperlink>
+        </w:p>
+        <w:p>
+          <w:pPr>
+            <w:pStyle w:val="31"/>
+            <w:tabs>
+              <w:tab w:val="right" w:leader="dot" w:pos="9345"/>
+            </w:tabs>
+            <w:rPr>
+              <w:rFonts w:asciiTheme="minorHAnsi" w:eastAsiaTheme="minorEastAsia" w:hAnsiTheme="minorHAnsi" w:cstheme="minorBidi"/>
+              <w:noProof/>
+              <w:kern w:val="2"/>
+              <w:sz w:val="24"/>
+              <w14:ligatures w14:val="standardContextual"/>
+            </w:rPr>
+          </w:pPr>
+          <w:hyperlink w:anchor="_Toc225784416" w:history="1">
+            <w:r>
+              <w:rPr>
+                <w:rStyle w:val="a8"/>
+                <w:noProof/>
+              </w:rPr>
+              <w:t>3.1. Параметры ARINC 664</w:t>
+            </w:r>
+            <w:r>
+              <w:rPr>
+                <w:noProof/>
+                <w:webHidden/>
+              </w:rPr>
+              <w:tab/>
+            </w:r>
+            <w:r>
+              <w:rPr>
+                <w:noProof/>
+                <w:webHidden/>
+              </w:rPr>
+              <w:fldChar w:fldCharType="begin"/>
+            </w:r>
+            <w:r>
+              <w:rPr>
+                <w:noProof/>
+                <w:webHidden/>
+              </w:rPr>
+              <w:instrText xml:space="preserve"> PAGEREF _Toc225784416 \h </w:instrText>
+            </w:r>
+            <w:r>
+              <w:rPr>
+                <w:noProof/>
+                <w:webHidden/>
+              </w:rPr>
+            </w:r>
+            <w:r>
+              <w:rPr>
+                <w:noProof/>
+                <w:webHidden/>
+              </w:rPr>
+              <w:fldChar w:fldCharType="separate"/>
+            </w:r>
+            <w:r>
+              <w:rPr>
+                <w:noProof/>
+                <w:webHidden/>
+              </w:rPr>
+              <w:t>46</w:t>
+            </w:r>
+            <w:r>
+              <w:rPr>
+                <w:noProof/>
+                <w:webHidden/>
+              </w:rPr>
+              <w:fldChar w:fldCharType="end"/>
+            </w:r>
+          </w:hyperlink>
+        </w:p>
+        <w:p>
+          <w:pPr>
+            <w:pStyle w:val="31"/>
+            <w:tabs>
+              <w:tab w:val="right" w:leader="dot" w:pos="9345"/>
+            </w:tabs>
+            <w:rPr>
+              <w:rFonts w:asciiTheme="minorHAnsi" w:eastAsiaTheme="minorEastAsia" w:hAnsiTheme="minorHAnsi" w:cstheme="minorBidi"/>
+              <w:noProof/>
+              <w:kern w:val="2"/>
+              <w:sz w:val="24"/>
+              <w14:ligatures w14:val="standardContextual"/>
+            </w:rPr>
+          </w:pPr>
+          <w:hyperlink w:anchor="_Toc225784417" w:history="1">
+            <w:r>
+              <w:rPr>
+                <w:rStyle w:val="a8"/>
+                <w:noProof/>
+              </w:rPr>
+              <w:t>3.2. Параметры ARINC 825 (CAN)</w:t>
+            </w:r>
+            <w:r>
+              <w:rPr>
+                <w:noProof/>
+                <w:webHidden/>
+              </w:rPr>
+              <w:tab/>
+            </w:r>
+            <w:r>
+              <w:rPr>
+                <w:noProof/>
+                <w:webHidden/>
+              </w:rPr>
+              <w:fldChar w:fldCharType="begin"/>
+            </w:r>
+            <w:r>
+              <w:rPr>
+                <w:noProof/>
+                <w:webHidden/>
+              </w:rPr>
+              <w:instrText xml:space="preserve"> PAGEREF _Toc225784417 \h </w:instrText>
+            </w:r>
+            <w:r>
+              <w:rPr>
+                <w:noProof/>
+                <w:webHidden/>
+              </w:rPr>
+            </w:r>
+            <w:r>
+              <w:rPr>
+                <w:noProof/>
+                <w:webHidden/>
+              </w:rPr>
+              <w:fldChar w:fldCharType="separate"/>
+            </w:r>
+            <w:r>
+              <w:rPr>
+                <w:noProof/>
+                <w:webHidden/>
+              </w:rPr>
+              <w:t>48</w:t>
+            </w:r>
+            <w:r>
+              <w:rPr>
+                <w:noProof/>
+                <w:webHidden/>
+              </w:rPr>
+              <w:fldChar w:fldCharType="end"/>
+            </w:r>
+          </w:hyperlink>
+        </w:p>
+        <w:p>
+          <w:pPr>
+            <w:pStyle w:val="31"/>
+            <w:tabs>
+              <w:tab w:val="right" w:leader="dot" w:pos="9345"/>
+            </w:tabs>
+            <w:rPr>
+              <w:rFonts w:asciiTheme="minorHAnsi" w:eastAsiaTheme="minorEastAsia" w:hAnsiTheme="minorHAnsi" w:cstheme="minorBidi"/>
+              <w:noProof/>
+              <w:kern w:val="2"/>
+              <w:sz w:val="24"/>
+              <w14:ligatures w14:val="standardContextual"/>
+            </w:rPr>
+          </w:pPr>
+          <w:hyperlink w:anchor="_Toc225784418" w:history="1">
+            <w:r>
+              <w:rPr>
+                <w:rStyle w:val="a8"/>
+                <w:noProof/>
+              </w:rPr>
+              <w:t>3.3. Применения ARINC 664 (AFDX)</w:t>
+            </w:r>
+            <w:r>
+              <w:rPr>
+                <w:noProof/>
+                <w:webHidden/>
+              </w:rPr>
+              <w:tab/>
+            </w:r>
+            <w:r>
+              <w:rPr>
+                <w:noProof/>
+                <w:webHidden/>
+              </w:rPr>
+              <w:fldChar w:fldCharType="begin"/>
+            </w:r>
+            <w:r>
+              <w:rPr>
+                <w:noProof/>
+                <w:webHidden/>
+              </w:rPr>
+              <w:instrText xml:space="preserve"> PAGEREF _Toc225784418 \h </w:instrText>
+            </w:r>
+            <w:r>
+              <w:rPr>
+                <w:noProof/>
+                <w:webHidden/>
+              </w:rPr>
+            </w:r>
+            <w:r>
+              <w:rPr>
+                <w:noProof/>
+                <w:webHidden/>
+              </w:rPr>
+              <w:fldChar w:fldCharType="separate"/>
+            </w:r>
+            <w:r>
+              <w:rPr>
+                <w:noProof/>
+                <w:webHidden/>
+              </w:rPr>
+              <w:t>51</w:t>
+            </w:r>
+            <w:r>
+              <w:rPr>
+                <w:noProof/>
+                <w:webHidden/>
+              </w:rPr>
+              <w:fldChar w:fldCharType="end"/>
+            </w:r>
+          </w:hyperlink>
+        </w:p>
+        <w:p>
+          <w:pPr>
+            <w:pStyle w:val="31"/>
+            <w:tabs>
+              <w:tab w:val="right" w:leader="dot" w:pos="9345"/>
+            </w:tabs>
+            <w:rPr>
+              <w:rFonts w:asciiTheme="minorHAnsi" w:eastAsiaTheme="minorEastAsia" w:hAnsiTheme="minorHAnsi" w:cstheme="minorBidi"/>
+              <w:noProof/>
+              <w:kern w:val="2"/>
+              <w:sz w:val="24"/>
+              <w14:ligatures w14:val="standardContextual"/>
+            </w:rPr>
+          </w:pPr>
+          <w:hyperlink w:anchor="_Toc225784419" w:history="1">
+            <w:r>
+              <w:rPr>
+                <w:rStyle w:val="a8"/>
+                <w:noProof/>
+              </w:rPr>
+              <w:t>3.4. Применения ARINC 825 (CAN)</w:t>
+            </w:r>
+            <w:r>
+              <w:rPr>
+                <w:noProof/>
+                <w:webHidden/>
+              </w:rPr>
+              <w:tab/>
+            </w:r>
+            <w:r>
+              <w:rPr>
+                <w:noProof/>
+                <w:webHidden/>
+              </w:rPr>
+              <w:fldChar w:fldCharType="begin"/>
+            </w:r>
+            <w:r>
+              <w:rPr>
+                <w:noProof/>
+                <w:webHidden/>
+              </w:rPr>
+              <w:instrText xml:space="preserve"> PAGEREF _Toc225784419 \h </w:instrText>
+            </w:r>
+            <w:r>
+              <w:rPr>
+                <w:noProof/>
+                <w:webHidden/>
+              </w:rPr>
+            </w:r>
+            <w:r>
+              <w:rPr>
+                <w:noProof/>
+                <w:webHidden/>
+              </w:rPr>
+              <w:fldChar w:fldCharType="separate"/>
+            </w:r>
+            <w:r>
+              <w:rPr>
+                <w:noProof/>
+                <w:webHidden/>
+              </w:rPr>
+              <w:t>53</w:t>
+            </w:r>
+            <w:r>
+              <w:rPr>
+                <w:noProof/>
+                <w:webHidden/>
+              </w:rPr>
+              <w:fldChar w:fldCharType="end"/>
+            </w:r>
+          </w:hyperlink>
+        </w:p>
+        <w:p>
+          <w:pPr>
+            <w:pStyle w:val="31"/>
+            <w:tabs>
+              <w:tab w:val="right" w:leader="dot" w:pos="9345"/>
+            </w:tabs>
+            <w:rPr>
+              <w:rFonts w:asciiTheme="minorHAnsi" w:eastAsiaTheme="minorEastAsia" w:hAnsiTheme="minorHAnsi" w:cstheme="minorBidi"/>
+              <w:noProof/>
+              <w:kern w:val="2"/>
+              <w:sz w:val="24"/>
+              <w14:ligatures w14:val="standardContextual"/>
+            </w:rPr>
+          </w:pPr>
+          <w:hyperlink w:anchor="_Toc225784420" w:history="1">
+            <w:r>
+              <w:rPr>
+                <w:rStyle w:val="a8"/>
+                <w:noProof/>
+              </w:rPr>
+              <w:t>3.5 Возможность радиопередачи для протоколов ARINC 664 и ARINC 825</w:t>
+            </w:r>
+            <w:r>
+              <w:rPr>
+                <w:noProof/>
+                <w:webHidden/>
+              </w:rPr>
+              <w:tab/>
+            </w:r>
+            <w:r>
+              <w:rPr>
+                <w:noProof/>
+                <w:webHidden/>
+              </w:rPr>
+              <w:fldChar w:fldCharType="begin"/>
+            </w:r>
+            <w:r>
+              <w:rPr>
+                <w:noProof/>
+                <w:webHidden/>
+              </w:rPr>
+              <w:instrText xml:space="preserve"> PAGEREF _Toc225784420 \h </w:instrText>
+            </w:r>
+            <w:r>
+              <w:rPr>
+                <w:noProof/>
+                <w:webHidden/>
+              </w:rPr>
+            </w:r>
+            <w:r>
+              <w:rPr>
+                <w:noProof/>
+                <w:webHidden/>
+              </w:rPr>
+              <w:fldChar w:fldCharType="separate"/>
+            </w:r>
+            <w:r>
+              <w:rPr>
+                <w:noProof/>
+                <w:webHidden/>
+              </w:rPr>
+              <w:t>55</w:t>
+            </w:r>
+            <w:r>
+              <w:rPr>
+                <w:noProof/>
+                <w:webHidden/>
+              </w:rPr>
+              <w:fldChar w:fldCharType="end"/>
+            </w:r>
+          </w:hyperlink>
+        </w:p>
+        <w:p>
+          <w:pPr>
+            <w:pStyle w:val="31"/>
+            <w:tabs>
+              <w:tab w:val="right" w:leader="dot" w:pos="9345"/>
+            </w:tabs>
+            <w:rPr>
+              <w:rFonts w:asciiTheme="minorHAnsi" w:eastAsiaTheme="minorEastAsia" w:hAnsiTheme="minorHAnsi" w:cstheme="minorBidi"/>
+              <w:noProof/>
+              <w:kern w:val="2"/>
+              <w:sz w:val="24"/>
+              <w14:ligatures w14:val="standardContextual"/>
+            </w:rPr>
+          </w:pPr>
+          <w:hyperlink w:anchor="_Toc225784421" w:history="1">
+            <w:r>
+              <w:rPr>
+                <w:rStyle w:val="a8"/>
+                <w:noProof/>
+              </w:rPr>
+              <w:t>Список литературы</w:t>
+            </w:r>
+            <w:r>
+              <w:rPr>
+                <w:noProof/>
+                <w:webHidden/>
+              </w:rPr>
+              <w:tab/>
+            </w:r>
+            <w:r>
+              <w:rPr>
+                <w:noProof/>
+                <w:webHidden/>
+              </w:rPr>
+              <w:fldChar w:fldCharType="begin"/>
+            </w:r>
+            <w:r>
+              <w:rPr>
+                <w:noProof/>
+                <w:webHidden/>
+              </w:rPr>
+              <w:instrText xml:space="preserve"> PAGEREF _Toc225784421 \h </w:instrText>
+            </w:r>
+            <w:r>
+              <w:rPr>
+                <w:noProof/>
+                <w:webHidden/>
+              </w:rPr>
+            </w:r>
+            <w:r>
+              <w:rPr>
+                <w:noProof/>
+                <w:webHidden/>
+              </w:rPr>
+              <w:fldChar w:fldCharType="separate"/>
+            </w:r>
+            <w:r>
+              <w:rPr>
+                <w:noProof/>
+                <w:webHidden/>
+              </w:rPr>
+              <w:t>58</w:t>
+            </w:r>
+            <w:r>
+              <w:rPr>
                 <w:noProof/>
                 <w:webHidden/>
               </w:rPr>
@@ -3401,7 +3525,7 @@
         <w:pStyle w:val="3"/>
         <w:jc w:val="center"/>
       </w:pPr>
-      <w:bookmarkStart w:id="0" w:name="_Toc225257338"/>
+      <w:bookmarkStart w:id="0" w:name="_Toc225784400"/>
       <w:r>
         <w:lastRenderedPageBreak/>
         <w:t>Цель документа и общая характеристика протоколов</w:t>
@@ -3848,7 +3972,7 @@
         <w:pStyle w:val="3"/>
         <w:jc w:val="center"/>
       </w:pPr>
-      <w:bookmarkStart w:id="1" w:name="_Toc225257339"/>
+      <w:bookmarkStart w:id="1" w:name="_Toc225784401"/>
       <w:r>
         <w:lastRenderedPageBreak/>
         <w:t xml:space="preserve">1.1 </w:t>
@@ -4110,13 +4234,10 @@
         <w:pStyle w:val="3"/>
         <w:jc w:val="center"/>
       </w:pPr>
-      <w:bookmarkStart w:id="2" w:name="_Toc225257340"/>
+      <w:bookmarkStart w:id="2" w:name="_Toc225784402"/>
       <w:r>
         <w:lastRenderedPageBreak/>
-        <w:t xml:space="preserve">1.2 </w:t>
-      </w:r>
-      <w:r>
-        <w:t>Архитектура сети ARINC 664</w:t>
+        <w:t>1.2 Архитектура сети ARINC 664</w:t>
       </w:r>
       <w:bookmarkEnd w:id="2"/>
       <w:r>
@@ -4396,13 +4517,10 @@
         <w:pStyle w:val="3"/>
         <w:jc w:val="center"/>
       </w:pPr>
-      <w:bookmarkStart w:id="3" w:name="_Toc225257341"/>
+      <w:bookmarkStart w:id="3" w:name="_Toc225784403"/>
       <w:r>
         <w:lastRenderedPageBreak/>
-        <w:t xml:space="preserve">1.3 </w:t>
-      </w:r>
-      <w:r>
-        <w:t>Виртуальные каналы ARINC 664</w:t>
+        <w:t>1.3 Виртуальные каналы ARINC 664</w:t>
       </w:r>
       <w:bookmarkEnd w:id="3"/>
     </w:p>
@@ -4790,7 +4908,7 @@
         <w:pStyle w:val="3"/>
         <w:jc w:val="center"/>
       </w:pPr>
-      <w:bookmarkStart w:id="4" w:name="_Toc225257342"/>
+      <w:bookmarkStart w:id="4" w:name="_Toc225784404"/>
       <w:r>
         <w:lastRenderedPageBreak/>
         <w:t>1.4</w:t>
@@ -5056,7 +5174,7 @@
         <w:pStyle w:val="3"/>
         <w:jc w:val="center"/>
       </w:pPr>
-      <w:bookmarkStart w:id="5" w:name="_Toc225257343"/>
+      <w:bookmarkStart w:id="5" w:name="_Toc225784405"/>
       <w:r>
         <w:lastRenderedPageBreak/>
         <w:t xml:space="preserve">1.5 </w:t>
@@ -5318,21 +5436,7 @@
           <w:sz w:val="28"/>
           <w:szCs w:val="28"/>
         </w:rPr>
-        <w:t xml:space="preserve">Механизм двойной избыточности обеспечивает не только защиту от отказов оборудования, но и защиту от ошибок передачи, вызванных физическими помехами. Если, например, на линию связи в сети А воздействует электромагнитная помеха, которая искажает передаваемый пакет, этот пакет будет отброшен получателем при проверке CRC. Однако одновременно с этим тот же пакет, переданный по сети Б, может быть принят без искажений, поскольку физический путь передачи </w:t>
-      </w:r>
-      <w:r>
-        <w:rPr>
-          <w:sz w:val="28"/>
-          <w:szCs w:val="28"/>
-        </w:rPr>
-        <w:t>отличается,</w:t>
-      </w:r>
-      <w:r>
-        <w:rPr>
-          <w:sz w:val="28"/>
-          <w:szCs w:val="28"/>
-        </w:rPr>
-        <w:t xml:space="preserve"> и помеха на него не воздействовала. Таким образом, двойная избыточность повышает устойчивость сети к внешним воздействиям без необходимости использования более сложных методов помехоустойчивого кодирования.</w:t>
+        <w:t>Механизм двойной избыточности обеспечивает не только защиту от отказов оборудования, но и защиту от ошибок передачи, вызванных физическими помехами. Если, например, на линию связи в сети А воздействует электромагнитная помеха, которая искажает передаваемый пакет, этот пакет будет отброшен получателем при проверке CRC. Однако одновременно с этим тот же пакет, переданный по сети Б, может быть принят без искажений, поскольку физический путь передачи отличается, и помеха на него не воздействовала. Таким образом, двойная избыточность повышает устойчивость сети к внешним воздействиям без необходимости использования более сложных методов помехоустойчивого кодирования.</w:t>
       </w:r>
     </w:p>
     <w:p>
@@ -5430,7 +5534,7 @@
         <w:pStyle w:val="3"/>
         <w:jc w:val="center"/>
       </w:pPr>
-      <w:bookmarkStart w:id="6" w:name="_Toc225257344"/>
+      <w:bookmarkStart w:id="6" w:name="_Toc225784406"/>
       <w:r>
         <w:lastRenderedPageBreak/>
         <w:t xml:space="preserve">1.6 </w:t>
@@ -5811,7 +5915,7 @@
         <w:pStyle w:val="3"/>
         <w:jc w:val="center"/>
       </w:pPr>
-      <w:bookmarkStart w:id="7" w:name="_Toc225257345"/>
+      <w:bookmarkStart w:id="7" w:name="_Toc225784407"/>
       <w:r>
         <w:lastRenderedPageBreak/>
         <w:t xml:space="preserve">1.7 Коммутаторы </w:t>
@@ -5820,13 +5924,13 @@
         <w:rPr>
           <w:lang w:val="en-US"/>
         </w:rPr>
-        <w:t>ARINC 664</w:t>
+        <w:t>ARINC</w:t>
+      </w:r>
+      <w:r>
+        <w:t xml:space="preserve"> 664</w:t>
       </w:r>
       <w:bookmarkEnd w:id="7"/>
       <w:r>
-        <w:rPr>
-          <w:lang w:val="en-US"/>
-        </w:rPr>
         <w:t xml:space="preserve"> </w:t>
       </w:r>
     </w:p>
@@ -6437,7 +6541,7 @@
         <w:pStyle w:val="3"/>
         <w:jc w:val="center"/>
       </w:pPr>
-      <w:bookmarkStart w:id="8" w:name="_Toc225257346"/>
+      <w:bookmarkStart w:id="8" w:name="_Toc225784408"/>
       <w:r>
         <w:lastRenderedPageBreak/>
         <w:t xml:space="preserve">2.1 </w:t>
@@ -6661,7 +6765,7 @@
         <w:pStyle w:val="3"/>
         <w:jc w:val="center"/>
       </w:pPr>
-      <w:bookmarkStart w:id="9" w:name="_Toc225257347"/>
+      <w:bookmarkStart w:id="9" w:name="_Toc225784409"/>
       <w:r>
         <w:lastRenderedPageBreak/>
         <w:t xml:space="preserve">2.2 </w:t>
@@ -7134,7 +7238,7 @@
         <w:pStyle w:val="3"/>
         <w:jc w:val="center"/>
       </w:pPr>
-      <w:bookmarkStart w:id="10" w:name="_Toc225257348"/>
+      <w:bookmarkStart w:id="10" w:name="_Toc225784410"/>
       <w:r>
         <w:lastRenderedPageBreak/>
         <w:t xml:space="preserve">2.3 </w:t>
@@ -7616,7 +7720,7 @@
         <w:pStyle w:val="3"/>
         <w:jc w:val="center"/>
       </w:pPr>
-      <w:bookmarkStart w:id="11" w:name="_Toc225257349"/>
+      <w:bookmarkStart w:id="11" w:name="_Toc225784411"/>
       <w:r>
         <w:lastRenderedPageBreak/>
         <w:t xml:space="preserve">2.4 </w:t>
@@ -7657,21 +7761,7 @@
           <w:sz w:val="28"/>
           <w:szCs w:val="28"/>
         </w:rPr>
-        <w:t xml:space="preserve">Процесс арбитража начинается в момент, когда несколько устройств одновременно принимают решение начать передачу. Каждое сообщение в CAN, </w:t>
-      </w:r>
-      <w:r>
-        <w:rPr>
-          <w:sz w:val="28"/>
-          <w:szCs w:val="28"/>
-        </w:rPr>
-        <w:t>а следовательно,</w:t>
-      </w:r>
-      <w:r>
-        <w:rPr>
-          <w:sz w:val="28"/>
-          <w:szCs w:val="28"/>
-        </w:rPr>
-        <w:t xml:space="preserve"> и в ARINC 825, начинается с арбитражного поля, которое содержит идентификатор сообщения (ID). Именно этот идентификатор определяет приоритет сообщения — чем меньше числовое значение идентификатора, тем выше приоритет. Когда два или более устройства начинают передачу одновременно, они синхронно выставляют на шину биты своих идентификаторов, начиная со старшего бита. На каждом такте арбитража происходит следующее: каждое устройство передает очередной бит своего идентификатора и одновременно считывает фактическое состояние шины. Если устройство передало рецессивный бит (1), но считало с шины доминантный бит (0), это означает, что какое-то другое устройство с более высоким приоритетом передает в этот момент доминантный бит. Устройство, обнаружившее такое несоответствие, немедленно прекращает свою передачу и переходит в режим приема, уступая шину устройству с более высоким приоритетом.</w:t>
+        <w:t>Процесс арбитража начинается в момент, когда несколько устройств одновременно принимают решение начать передачу. Каждое сообщение в CAN, а следовательно, и в ARINC 825, начинается с арбитражного поля, которое содержит идентификатор сообщения (ID). Именно этот идентификатор определяет приоритет сообщения — чем меньше числовое значение идентификатора, тем выше приоритет. Когда два или более устройства начинают передачу одновременно, они синхронно выставляют на шину биты своих идентификаторов, начиная со старшего бита. На каждом такте арбитража происходит следующее: каждое устройство передает очередной бит своего идентификатора и одновременно считывает фактическое состояние шины. Если устройство передало рецессивный бит (1), но считало с шины доминантный бит (0), это означает, что какое-то другое устройство с более высоким приоритетом передает в этот момент доминантный бит. Устройство, обнаружившее такое несоответствие, немедленно прекращает свою передачу и переходит в режим приема, уступая шину устройству с более высоким приоритетом.</w:t>
       </w:r>
     </w:p>
     <w:p>
@@ -7936,13 +8026,10 @@
         <w:pStyle w:val="3"/>
         <w:jc w:val="center"/>
       </w:pPr>
-      <w:bookmarkStart w:id="12" w:name="_Toc225257350"/>
+      <w:bookmarkStart w:id="12" w:name="_Toc225784412"/>
       <w:r>
         <w:lastRenderedPageBreak/>
-        <w:t xml:space="preserve">2.5 </w:t>
-      </w:r>
-      <w:r>
-        <w:t>Структура кадра данных ARINC 825</w:t>
+        <w:t>2.5 Структура кадра данных ARINC 825</w:t>
       </w:r>
       <w:bookmarkEnd w:id="12"/>
     </w:p>
@@ -8552,13 +8639,10 @@
         <w:pStyle w:val="3"/>
         <w:jc w:val="center"/>
       </w:pPr>
-      <w:bookmarkStart w:id="13" w:name="_Toc225257351"/>
+      <w:bookmarkStart w:id="13" w:name="_Toc225784413"/>
       <w:r>
         <w:lastRenderedPageBreak/>
-        <w:t xml:space="preserve">2.6 </w:t>
-      </w:r>
-      <w:r>
-        <w:t>Механизмы обнаружения и обработки ошибок ARINC 825</w:t>
+        <w:t>2.6 Механизмы обнаружения и обработки ошибок ARINC 825</w:t>
       </w:r>
       <w:bookmarkEnd w:id="13"/>
     </w:p>
@@ -9460,13 +9544,10 @@
         <w:pStyle w:val="3"/>
         <w:jc w:val="center"/>
       </w:pPr>
-      <w:bookmarkStart w:id="14" w:name="_Toc225257352"/>
+      <w:bookmarkStart w:id="14" w:name="_Toc225784414"/>
       <w:r>
         <w:lastRenderedPageBreak/>
-        <w:t xml:space="preserve">2.7 </w:t>
-      </w:r>
-      <w:r>
-        <w:t>Авиационные дополнения ARINC 825</w:t>
+        <w:t>2.7 Авиационные дополнения ARINC 825</w:t>
       </w:r>
       <w:bookmarkEnd w:id="14"/>
       <w:r>
@@ -9523,15 +9604,13 @@
         </w:rPr>
         <w:t xml:space="preserve">Вторым ключевым дополнением является требование циклической передачи сообщений с заданными интервалами. ARINC 825 определяет, что каждое устройство, подключенное к шине, должно передавать определенные сообщения с фиксированной периодичностью. Например, датчик давления может быть обязан передавать текущее значение каждые 20 миллисекунд, а блок управления двигателем — каждые 10 миллисекунд отправлять статусную информацию. Эти периоды задаются на этапе проектирования и заносятся в конфигурационную документацию системы. Циклический характер передачи позволяет системам мониторинга обнаруживать отказ устройства по факту отсутствия ожидаемого сообщения: если в течение заданного времени (обычно в 2-3 </w:t>
       </w:r>
-      <w:proofErr w:type="gramStart"/>
-      <w:r>
-        <w:rPr>
-          <w:sz w:val="28"/>
-          <w:szCs w:val="28"/>
-        </w:rPr>
-        <w:t>раза</w:t>
-      </w:r>
-      <w:proofErr w:type="gramEnd"/>
+      <w:r>
+        <w:rPr>
+          <w:sz w:val="28"/>
+          <w:szCs w:val="28"/>
+        </w:rPr>
+        <w:t>раза,</w:t>
+      </w:r>
       <w:r>
         <w:rPr>
           <w:sz w:val="28"/>
@@ -9878,24 +9957,6 @@
     </w:p>
     <w:p>
       <w:pPr>
-        <w:jc w:val="both"/>
-        <w:rPr>
-          <w:sz w:val="28"/>
-          <w:szCs w:val="28"/>
-        </w:rPr>
-      </w:pPr>
-    </w:p>
-    <w:p>
-      <w:pPr>
-        <w:jc w:val="both"/>
-        <w:rPr>
-          <w:sz w:val="28"/>
-          <w:szCs w:val="28"/>
-        </w:rPr>
-      </w:pPr>
-    </w:p>
-    <w:p>
-      <w:pPr>
         <w:spacing w:after="160" w:line="259" w:lineRule="auto"/>
         <w:rPr>
           <w:sz w:val="28"/>
@@ -9914,16 +9975,2330 @@
       <w:pPr>
         <w:pStyle w:val="3"/>
         <w:jc w:val="center"/>
-        <w:rPr>
-          <w:lang w:val="en-US"/>
-        </w:rPr>
-      </w:pPr>
-      <w:bookmarkStart w:id="15" w:name="_Toc225257353"/>
+      </w:pPr>
+      <w:bookmarkStart w:id="15" w:name="_Toc225784415"/>
+      <w:r>
+        <w:lastRenderedPageBreak/>
+        <w:t>3. Практические дополнения</w:t>
+      </w:r>
+      <w:bookmarkEnd w:id="15"/>
+    </w:p>
+    <w:p>
+      <w:pPr>
+        <w:pStyle w:val="3"/>
+        <w:jc w:val="center"/>
+      </w:pPr>
+      <w:bookmarkStart w:id="16" w:name="_Toc225784416"/>
+      <w:r>
+        <w:t>3.1. Параметры ARINC 664</w:t>
+      </w:r>
+      <w:bookmarkEnd w:id="16"/>
+    </w:p>
+    <w:p>
+      <w:pPr>
+        <w:ind w:firstLine="708"/>
+        <w:jc w:val="both"/>
+        <w:rPr>
+          <w:sz w:val="28"/>
+          <w:szCs w:val="28"/>
+        </w:rPr>
+      </w:pPr>
+      <w:r>
+        <w:rPr>
+          <w:sz w:val="28"/>
+          <w:szCs w:val="28"/>
+        </w:rPr>
+        <w:t>Спецификация ARINC 664P7 определяет ряд числовых характеристик, которые ограничивают работу сети AFDX и должны учитываться при проектировании систем. Эти параметры являются обязательными для всех устройств, сертифицируемых по данному стандарту.</w:t>
+      </w:r>
+    </w:p>
+    <w:p>
+      <w:pPr>
+        <w:ind w:firstLine="708"/>
+        <w:jc w:val="both"/>
+        <w:rPr>
+          <w:sz w:val="28"/>
+          <w:szCs w:val="28"/>
+        </w:rPr>
+      </w:pPr>
+      <w:r>
+        <w:rPr>
+          <w:sz w:val="28"/>
+          <w:szCs w:val="28"/>
+        </w:rPr>
+        <w:t>Спецификация ARINC 664P7 определяет номинальную скорость передачи 100 Мбит/с для каждого порта коммутатора и оконечной системы. Эта скорость соответствует стандарту 100BASE-TX или 100BASE-FX Ethernet. В более поздних реализациях, не описанных непосредственно в ARINC 664P7, но используемых в современных авиационных платформах (например, Airbus A350), применяется скорость 1000 Мбит/с (Gigabit Ethernet). Полнодуплексный режим работы означает, что одновременно возможна передача на скорости 100 Мбит/с в каждом направлении, что дает эффективную двунаправленную пропускную способность 200 Мбит/с на порт. Однако суммарная пропускная способность каждого порта ограничена 100 Мбит/с в каждом направлении, что учитывается при расчете загрузки сети.</w:t>
+      </w:r>
+    </w:p>
+    <w:p>
+      <w:pPr>
+        <w:ind w:firstLine="708"/>
+        <w:jc w:val="both"/>
+        <w:rPr>
+          <w:sz w:val="28"/>
+          <w:szCs w:val="28"/>
+        </w:rPr>
+      </w:pPr>
+      <w:r>
+        <w:rPr>
+          <w:sz w:val="28"/>
+          <w:szCs w:val="28"/>
+        </w:rPr>
+        <w:t xml:space="preserve">ARINC 664P7 допускает конфигурирование до 4096 виртуальных каналов (VL) на одну сеть. Это ограничение связано с размером полей в конфигурационных таблицах коммутаторов и оконечных систем. В практических реализациях, например, на Airbus A380, используется несколько сотен виртуальных каналов, что считается достаточным для разделения всех типов данных — от команд управления полетом до видео с камер наблюдения. Каждый виртуальный канал требует выделения ресурсов в коммутаторе (отдельной очереди, счетчиков для </w:t>
+      </w:r>
+      <w:proofErr w:type="spellStart"/>
+      <w:r>
+        <w:rPr>
+          <w:sz w:val="28"/>
+          <w:szCs w:val="28"/>
+        </w:rPr>
+        <w:t>policing</w:t>
+      </w:r>
+      <w:proofErr w:type="spellEnd"/>
+      <w:r>
+        <w:rPr>
+          <w:sz w:val="28"/>
+          <w:szCs w:val="28"/>
+        </w:rPr>
+        <w:t>), поэтому увеличение количества VL сверх необходимого приводит к неоправданному усложнению оборудования.</w:t>
+      </w:r>
+    </w:p>
+    <w:p>
+      <w:pPr>
+        <w:ind w:firstLine="708"/>
+        <w:jc w:val="both"/>
+        <w:rPr>
+          <w:sz w:val="28"/>
+          <w:szCs w:val="28"/>
+        </w:rPr>
+      </w:pPr>
+      <w:r>
+        <w:rPr>
+          <w:sz w:val="28"/>
+          <w:szCs w:val="28"/>
+        </w:rPr>
+        <w:t>Значения минимального интервала между пакетами (</w:t>
+      </w:r>
+      <w:proofErr w:type="spellStart"/>
+      <w:r>
+        <w:rPr>
+          <w:sz w:val="28"/>
+          <w:szCs w:val="28"/>
+        </w:rPr>
+        <w:t>Bandwidth</w:t>
+      </w:r>
+      <w:proofErr w:type="spellEnd"/>
+      <w:r>
+        <w:rPr>
+          <w:sz w:val="28"/>
+          <w:szCs w:val="28"/>
+        </w:rPr>
+        <w:t xml:space="preserve"> </w:t>
+      </w:r>
+      <w:proofErr w:type="spellStart"/>
+      <w:r>
+        <w:rPr>
+          <w:sz w:val="28"/>
+          <w:szCs w:val="28"/>
+        </w:rPr>
+        <w:t>Allocation</w:t>
+      </w:r>
+      <w:proofErr w:type="spellEnd"/>
+      <w:r>
+        <w:rPr>
+          <w:sz w:val="28"/>
+          <w:szCs w:val="28"/>
+        </w:rPr>
+        <w:t xml:space="preserve"> Gap) выбираются из дискретного ряда, установленного спецификацией: 1, 2, 4, 8, 16, 32, 64 или 128 миллисекунд. Эти значения соответствуют стандартному ряду, используемому в авиационных системах реального времени. Выбор BAG влияет на максимальную частоту передачи пакетов в виртуальном канале: при BAG = 1 мс максимальная частота составляет 1000 пакетов в секунду, при BAG = 128 мс — около 7,8 пакетов в секунду.</w:t>
+      </w:r>
+    </w:p>
+    <w:p>
+      <w:pPr>
+        <w:ind w:firstLine="708"/>
+        <w:jc w:val="both"/>
+        <w:rPr>
+          <w:sz w:val="28"/>
+          <w:szCs w:val="28"/>
+        </w:rPr>
+      </w:pPr>
+      <w:r>
+        <w:rPr>
+          <w:sz w:val="28"/>
+          <w:szCs w:val="28"/>
+        </w:rPr>
+        <w:t>ARINC 664P7 определяет максимальный размер полезных данных (</w:t>
+      </w:r>
+      <w:proofErr w:type="spellStart"/>
+      <w:r>
+        <w:rPr>
+          <w:sz w:val="28"/>
+          <w:szCs w:val="28"/>
+        </w:rPr>
+        <w:t>payload</w:t>
+      </w:r>
+      <w:proofErr w:type="spellEnd"/>
+      <w:r>
+        <w:rPr>
+          <w:sz w:val="28"/>
+          <w:szCs w:val="28"/>
+        </w:rPr>
+        <w:t xml:space="preserve">) для типовой конфигурации с использованием UDP/IP как 1472 байта. Полный размер Ethernet-кадра при этом составляет 1518 байт с учетом заголовков Ethernet (14 байт), IP-заголовка (20 байт), UDP-заголовка (8 байт) и поля FCS (4 байта). Некоторые реализации допускают использование </w:t>
+      </w:r>
+      <w:proofErr w:type="spellStart"/>
+      <w:r>
+        <w:rPr>
+          <w:sz w:val="28"/>
+          <w:szCs w:val="28"/>
+        </w:rPr>
+        <w:t>Jumbo</w:t>
+      </w:r>
+      <w:proofErr w:type="spellEnd"/>
+      <w:r>
+        <w:rPr>
+          <w:sz w:val="28"/>
+          <w:szCs w:val="28"/>
+        </w:rPr>
+        <w:t xml:space="preserve">-кадров размером до 9000 байт, но это не предусмотрено базовой спецификацией и требует отдельной сертификации. Меньший размер пакета </w:t>
+      </w:r>
+      <w:r>
+        <w:rPr>
+          <w:sz w:val="28"/>
+          <w:szCs w:val="28"/>
+        </w:rPr>
+        <w:lastRenderedPageBreak/>
+        <w:t>уменьшает время занятия коммутатора и снижает задержки для других виртуальных каналов.</w:t>
+      </w:r>
+    </w:p>
+    <w:p>
+      <w:pPr>
+        <w:ind w:firstLine="708"/>
+        <w:jc w:val="both"/>
+        <w:rPr>
+          <w:sz w:val="28"/>
+          <w:szCs w:val="28"/>
+        </w:rPr>
+      </w:pPr>
+      <w:r>
+        <w:rPr>
+          <w:sz w:val="28"/>
+          <w:szCs w:val="28"/>
+        </w:rPr>
+        <w:t>Спецификация ARINC 664P7 определяет, что оконечная система должна вносить джиттер не более 0,5 миллисекунды (500 микросекунд) относительно идеального периодического расписания, задаваемого BAG. Коммутаторы также вносят джиттер, но он должен быть минимизирован за счет использования фиксированных задержек обработки. Общий джиттер на пути от отправителя до получателя не должен превышать 1 миллисекунды для корректной работы алгоритмов управления избыточностью и контроля последовательных номеров.</w:t>
+      </w:r>
+    </w:p>
+    <w:p>
+      <w:pPr>
+        <w:ind w:firstLine="708"/>
+        <w:jc w:val="both"/>
+        <w:rPr>
+          <w:sz w:val="28"/>
+          <w:szCs w:val="28"/>
+        </w:rPr>
+      </w:pPr>
+      <w:r>
+        <w:rPr>
+          <w:sz w:val="28"/>
+          <w:szCs w:val="28"/>
+        </w:rPr>
+        <w:t>Спецификация не устанавливает жесткого ограничения на количество коммутаторов в сети, но практическое ограничение связано с накоплением задержек. Каждый коммутатор вносит фиксированную задержку, зависящую от количества проходящих через него виртуальных каналов и их параметров BAG. Типичные авиационные реализации (Airbus A380, Boeing 787) используют от 4 до 10 коммутаторов в каждой из двух сетей (A и Б). Увеличение количества коммутаторов требует более тщательного анализа максимальных задержек, и при превышении определенного порога (обычно 15-20 коммутаторов) гарантии временных характеристик становятся трудно достижимыми.</w:t>
+      </w:r>
+    </w:p>
+    <w:p>
+      <w:pPr>
+        <w:ind w:firstLine="708"/>
+        <w:jc w:val="both"/>
+        <w:rPr>
+          <w:sz w:val="28"/>
+          <w:szCs w:val="28"/>
+        </w:rPr>
+      </w:pPr>
+      <w:r>
+        <w:rPr>
+          <w:sz w:val="28"/>
+          <w:szCs w:val="28"/>
+        </w:rPr>
+        <w:t>При правильно сконфигурированной сети AFDX с соблюдением всех ограничений по BAG и суммарной нагрузке вероятность потери пакета из-за переполнения буферов коммутатора составляет менее 10⁻⁹. Эта цифра получена из формального анализа наихудших сценариев загрузки и подтверждена испытаниями на сертифицированном оборудовании. Потери из-за ошибок физического уровня (CRC-ошибки) зависят от качества линий связи и обычно не превышают 10⁻¹² на метр кабеля для экранированной витой пары категории 5e. Механизм двойной избыточности снижает эффективную вероятность потери пакета до значений порядка 10⁻¹⁸ при условии независимости отказов в сетях А и Б.</w:t>
+      </w:r>
+    </w:p>
+    <w:p>
+      <w:pPr>
+        <w:ind w:firstLine="708"/>
+        <w:jc w:val="both"/>
+        <w:rPr>
+          <w:sz w:val="28"/>
+          <w:szCs w:val="28"/>
+        </w:rPr>
+      </w:pPr>
+      <w:r>
+        <w:rPr>
+          <w:sz w:val="28"/>
+          <w:szCs w:val="28"/>
+        </w:rPr>
+        <w:t>Каждый коммутатор AFDX вносит задержку, которая складывается из времени приема пакета, времени обработки и времени ожидания в очереди. Время приема пакета зависит от его размера: для максимального пакета размером 1518 байт при скорости 100 Мбит/с время приема составляет около 124 микросекунд. Время ожидания в очереди определяется количеством виртуальных каналов, проходящих через коммутатор, и их BAG. Для типичной конфигурации с 50-100 виртуальными каналами максимальная задержка в одном коммутаторе составляет 100-200 микросекунд. Суммарная задержка в сети (от отправки до получения) не должна превышать 2 миллисекунд для большинства критических авиационных приложений.</w:t>
+      </w:r>
+    </w:p>
+    <w:p>
+      <w:pPr>
+        <w:ind w:firstLine="708"/>
+        <w:jc w:val="both"/>
+        <w:rPr>
+          <w:sz w:val="28"/>
+          <w:szCs w:val="28"/>
+        </w:rPr>
+      </w:pPr>
+      <w:r>
+        <w:rPr>
+          <w:sz w:val="28"/>
+          <w:szCs w:val="28"/>
+        </w:rPr>
+        <w:t>Коммутатор AFDX для каждого виртуального канала ведет таймер с разрешением не менее 1 микросекунды. Допустимое отклонение при проверке BAG (</w:t>
+      </w:r>
+      <w:proofErr w:type="spellStart"/>
+      <w:r>
+        <w:rPr>
+          <w:sz w:val="28"/>
+          <w:szCs w:val="28"/>
+        </w:rPr>
+        <w:t>tolerance</w:t>
+      </w:r>
+      <w:proofErr w:type="spellEnd"/>
+      <w:r>
+        <w:rPr>
+          <w:sz w:val="28"/>
+          <w:szCs w:val="28"/>
+        </w:rPr>
+        <w:t xml:space="preserve">) обычно устанавливается в пределах 1% от номинального значения BAG, но не менее 10 микросекунд. Если пакет приходит с интервалом, меньшим BAG минус </w:t>
+      </w:r>
+      <w:proofErr w:type="spellStart"/>
+      <w:r>
+        <w:rPr>
+          <w:sz w:val="28"/>
+          <w:szCs w:val="28"/>
+        </w:rPr>
+        <w:t>tolerance</w:t>
+      </w:r>
+      <w:proofErr w:type="spellEnd"/>
+      <w:r>
+        <w:rPr>
+          <w:sz w:val="28"/>
+          <w:szCs w:val="28"/>
+        </w:rPr>
+        <w:t xml:space="preserve">, он отбрасывается. Это </w:t>
+      </w:r>
+      <w:r>
+        <w:rPr>
+          <w:sz w:val="28"/>
+          <w:szCs w:val="28"/>
+        </w:rPr>
+        <w:lastRenderedPageBreak/>
+        <w:t>предотвращает накопление ошибок от неточности тактовых генераторов в оконечных системах.</w:t>
+      </w:r>
+    </w:p>
+    <w:p>
+      <w:pPr>
+        <w:pStyle w:val="3"/>
+        <w:jc w:val="center"/>
+      </w:pPr>
+      <w:bookmarkStart w:id="17" w:name="_Toc225784417"/>
+      <w:r>
+        <w:t>3.2. Параметры ARINC 825 (CAN)</w:t>
+      </w:r>
+      <w:bookmarkEnd w:id="17"/>
+    </w:p>
+    <w:p>
+      <w:pPr>
+        <w:ind w:firstLine="708"/>
+        <w:jc w:val="both"/>
+        <w:rPr>
+          <w:sz w:val="28"/>
+          <w:szCs w:val="28"/>
+        </w:rPr>
+      </w:pPr>
+      <w:r>
+        <w:rPr>
+          <w:sz w:val="28"/>
+          <w:szCs w:val="28"/>
+        </w:rPr>
+        <w:t>Спецификация ARINC 825, базирующаяся на оригинальной спецификации CAN 2.0 и международном стандарте ISO 11898, определяет ряд числовых характеристик физического уровня и канального уровня, которые ограничивают работу сети и должны соблюдаться при проектировании авиационных систем.</w:t>
+      </w:r>
+    </w:p>
+    <w:p>
+      <w:pPr>
+        <w:ind w:firstLine="708"/>
+        <w:jc w:val="both"/>
+        <w:rPr>
+          <w:sz w:val="28"/>
+          <w:szCs w:val="28"/>
+        </w:rPr>
+      </w:pPr>
+      <w:r>
+        <w:rPr>
+          <w:sz w:val="28"/>
+          <w:szCs w:val="28"/>
+        </w:rPr>
+        <w:t>ARINC 825 допускает скорости передачи от 10 кбит/с до 1 Мбит/с. В авиационных приложениях преимущественно используются скорости 125 кбит/с, 250 кбит/с или 500 кбит/с. Максимальная скорость 1 Мбит/с определена спецификацией CAN и ISO 11898-1 как верхний предел для высокоскоростного физического уровня. Выбор скорости определяется длиной шины и требованиями к временным характеристикам системы. Как указано в ISO 11898-2, при скорости 1 Мбит/с максимальная длина шины составляет 40 метров, при скорости 500 кбит/с — 100 метров, при скорости 250 кбит/с — 250 метров, при скорости 125 кбит/с — 500 метров. Эти ограничения связаны с временем распространения сигнала и необходимостью корректного выполнения арбитража.</w:t>
+      </w:r>
+    </w:p>
+    <w:p>
+      <w:pPr>
+        <w:ind w:firstLine="708"/>
+        <w:jc w:val="both"/>
+        <w:rPr>
+          <w:sz w:val="28"/>
+          <w:szCs w:val="28"/>
+        </w:rPr>
+      </w:pPr>
+      <w:r>
+        <w:rPr>
+          <w:sz w:val="28"/>
+          <w:szCs w:val="28"/>
+        </w:rPr>
+        <w:t xml:space="preserve"> Зависимость максимальной длины шины от скорости передачи данных является обратно пропорциональной. Спецификация CAN 2.0 определяет, что произведение максимальной длины шины (в метрах) на скорость передачи (в бит/с) не должно превышать примерно 40·10⁶. Таким образом, при скорости 1 Мбит/с максимальная длина составляет 40 метров, при скорости 125 кбит/с — 320 метров (хотя ISO 11898-2 указывает 500 метров при использовании качественных кабелей). Для </w:t>
+      </w:r>
+      <w:proofErr w:type="spellStart"/>
+      <w:r>
+        <w:rPr>
+          <w:sz w:val="28"/>
+          <w:szCs w:val="28"/>
+        </w:rPr>
+        <w:t>внутриаппаратных</w:t>
+      </w:r>
+      <w:proofErr w:type="spellEnd"/>
+      <w:r>
+        <w:rPr>
+          <w:sz w:val="28"/>
+          <w:szCs w:val="28"/>
+        </w:rPr>
+        <w:t xml:space="preserve"> соединений в дронах, где расстояния обычно не превышают нескольких метров, это ограничение не является критическим.</w:t>
+      </w:r>
+    </w:p>
+    <w:p>
+      <w:pPr>
+        <w:ind w:firstLine="708"/>
+        <w:jc w:val="both"/>
+        <w:rPr>
+          <w:sz w:val="28"/>
+          <w:szCs w:val="28"/>
+        </w:rPr>
+      </w:pPr>
+      <w:r>
+        <w:rPr>
+          <w:sz w:val="28"/>
+          <w:szCs w:val="28"/>
+        </w:rPr>
+        <w:t xml:space="preserve"> ARINC 825, следуя спецификации CAN, устанавливает ограничения на длину ответвлений от магистральной шины к отдельным устройствам. При скорости 1 Мбит/с максимальная длина ответвления не должна превышать 0,3 метра. При скорости 500 кбит/с допускается длина до 1 метра, при 250 кбит/с — до 3 метров, при 125 кбит/с — до 6 метров. Эти ограничения обусловлены необходимостью предотвращения отражений сигнала от несогласованных концов ответвлений. Как указано в документе Texas Instruments "</w:t>
+      </w:r>
+      <w:proofErr w:type="spellStart"/>
+      <w:r>
+        <w:rPr>
+          <w:sz w:val="28"/>
+          <w:szCs w:val="28"/>
+        </w:rPr>
+        <w:t>Introduction</w:t>
+      </w:r>
+      <w:proofErr w:type="spellEnd"/>
+      <w:r>
+        <w:rPr>
+          <w:sz w:val="28"/>
+          <w:szCs w:val="28"/>
+        </w:rPr>
+        <w:t xml:space="preserve"> </w:t>
+      </w:r>
+      <w:proofErr w:type="spellStart"/>
+      <w:r>
+        <w:rPr>
+          <w:sz w:val="28"/>
+          <w:szCs w:val="28"/>
+        </w:rPr>
+        <w:t>to</w:t>
+      </w:r>
+      <w:proofErr w:type="spellEnd"/>
+      <w:r>
+        <w:rPr>
+          <w:sz w:val="28"/>
+          <w:szCs w:val="28"/>
+        </w:rPr>
+        <w:t xml:space="preserve"> </w:t>
+      </w:r>
+      <w:proofErr w:type="spellStart"/>
+      <w:r>
+        <w:rPr>
+          <w:sz w:val="28"/>
+          <w:szCs w:val="28"/>
+        </w:rPr>
+        <w:t>the</w:t>
+      </w:r>
+      <w:proofErr w:type="spellEnd"/>
+      <w:r>
+        <w:rPr>
+          <w:sz w:val="28"/>
+          <w:szCs w:val="28"/>
+        </w:rPr>
+        <w:t xml:space="preserve"> </w:t>
+      </w:r>
+      <w:proofErr w:type="spellStart"/>
+      <w:r>
+        <w:rPr>
+          <w:sz w:val="28"/>
+          <w:szCs w:val="28"/>
+        </w:rPr>
+        <w:t>Controller</w:t>
+      </w:r>
+      <w:proofErr w:type="spellEnd"/>
+      <w:r>
+        <w:rPr>
+          <w:sz w:val="28"/>
+          <w:szCs w:val="28"/>
+        </w:rPr>
+        <w:t xml:space="preserve"> Area Network (CAN)", превышение допустимой длины ответвления приводит к искажению фронтов импульсов и увеличению вероятности битовых ошибок.</w:t>
+      </w:r>
+    </w:p>
+    <w:p>
+      <w:pPr>
+        <w:ind w:firstLine="708"/>
+        <w:jc w:val="both"/>
+        <w:rPr>
+          <w:sz w:val="28"/>
+          <w:szCs w:val="28"/>
+        </w:rPr>
+      </w:pPr>
+      <w:r>
+        <w:rPr>
+          <w:sz w:val="28"/>
+          <w:szCs w:val="28"/>
+        </w:rPr>
+        <w:t xml:space="preserve"> Структура кадра CAN, описанная в спецификации Bosch 2.0, ограничивает поле данных (Data Field) максимум 8 байтами. Код длины данных (Data </w:t>
+      </w:r>
+      <w:proofErr w:type="spellStart"/>
+      <w:r>
+        <w:rPr>
+          <w:sz w:val="28"/>
+          <w:szCs w:val="28"/>
+        </w:rPr>
+        <w:t>Length</w:t>
+      </w:r>
+      <w:proofErr w:type="spellEnd"/>
+      <w:r>
+        <w:rPr>
+          <w:sz w:val="28"/>
+          <w:szCs w:val="28"/>
+        </w:rPr>
+        <w:t xml:space="preserve"> Code, DLC) в контрольном поле занимает 4 бита и может принимать значения от 0 до 8. Это ограничение является ключевой особенностью CAN, отличающей его от большинства других сетевых </w:t>
+      </w:r>
+      <w:r>
+        <w:rPr>
+          <w:sz w:val="28"/>
+          <w:szCs w:val="28"/>
+        </w:rPr>
+        <w:lastRenderedPageBreak/>
+        <w:t>протоколов. Ограничение в 8 байт гарантирует, что даже самое длинное сообщение занимает шину на короткое время, что снижает задержки для высокоприоритетных сообщений.</w:t>
+      </w:r>
+    </w:p>
+    <w:p>
+      <w:pPr>
+        <w:ind w:firstLine="708"/>
+        <w:jc w:val="both"/>
+        <w:rPr>
+          <w:sz w:val="28"/>
+          <w:szCs w:val="28"/>
+        </w:rPr>
+      </w:pPr>
+      <w:r>
+        <w:rPr>
+          <w:sz w:val="28"/>
+          <w:szCs w:val="28"/>
+        </w:rPr>
+        <w:t xml:space="preserve"> В спецификации Bosch 2.0 и ISO 11898-1 утверждается, что вероятность необнаруженной ошибки для CAN с использованием 15-битной CRC составляет менее 10⁻⁹. Полином CRC-15 (x¹⁵ + x¹⁴ + x¹⁰ + x⁸ + x⁷ + x⁴ + x³ + 1) обеспечивает обнаружение всех одиночных и двойных битовых ошибок, всех ошибок с нечетным количеством искаженных битов, всех пакетных ошибок длиной до 15 бит, а также большинства более длинных пакетных ошибок. Как отмечает </w:t>
+      </w:r>
+      <w:proofErr w:type="spellStart"/>
+      <w:r>
+        <w:rPr>
+          <w:sz w:val="28"/>
+          <w:szCs w:val="28"/>
+        </w:rPr>
+        <w:t>Lawrenz</w:t>
+      </w:r>
+      <w:proofErr w:type="spellEnd"/>
+      <w:r>
+        <w:rPr>
+          <w:sz w:val="28"/>
+          <w:szCs w:val="28"/>
+        </w:rPr>
+        <w:t xml:space="preserve"> в "CAN System Engineering", фактическая вероятность необнаруженной ошибки при использовании CRC-15 в сочетании с битовым контролем и проверкой формата кадра оценивается как 4,7·10⁻¹¹ для кадра длиной 8 байт при вероятности битовой ошибки 10⁻³.</w:t>
+      </w:r>
+    </w:p>
+    <w:p>
+      <w:pPr>
+        <w:ind w:firstLine="708"/>
+        <w:jc w:val="both"/>
+        <w:rPr>
+          <w:sz w:val="28"/>
+          <w:szCs w:val="28"/>
+        </w:rPr>
+      </w:pPr>
+      <w:r>
+        <w:rPr>
+          <w:sz w:val="28"/>
+          <w:szCs w:val="28"/>
+        </w:rPr>
+        <w:t xml:space="preserve"> ARINC 825 наследует от CAN ограничение в 127 устройств (узлов) на одну шину. Это ограничение связано с тем, что идентификатор сообщения в стандартном 11-битном формате имеет 2048 возможных значений, но часть из них зарезервирована, а также с электрическими ограничениями драйверов шины. На практике, как указано в ISO 11898-2, максимальное количество узлов ограничено нагрузкой на шину (входное сопротивление каждого узла) и составляет не более 110-120 узлов при использовании стандартных трансиверов. В авиационных приложениях обычно используется значительно меньшее количество узлов — от нескольких до нескольких десятков.</w:t>
+      </w:r>
+    </w:p>
+    <w:p>
+      <w:pPr>
+        <w:ind w:firstLine="708"/>
+        <w:jc w:val="both"/>
+        <w:rPr>
+          <w:sz w:val="28"/>
+          <w:szCs w:val="28"/>
+        </w:rPr>
+      </w:pPr>
+      <w:r>
+        <w:rPr>
+          <w:sz w:val="28"/>
+          <w:szCs w:val="28"/>
+        </w:rPr>
+        <w:t xml:space="preserve"> Время передачи кадра CAN зависит от его длины и скорости передачи. Для стандартного кадра с 11-битным идентификатором, полем данных 8 байт и без учета битовой вставки общая длина кадра составляет 108 бит (1 бит SOF + 11 бит ID + 1 бит RTR + 6 бит контрольного поля + 64 бита данных + 15 бит CRC + 1 бит CRC </w:t>
+      </w:r>
+      <w:proofErr w:type="spellStart"/>
+      <w:r>
+        <w:rPr>
+          <w:sz w:val="28"/>
+          <w:szCs w:val="28"/>
+        </w:rPr>
+        <w:t>Delimiter</w:t>
+      </w:r>
+      <w:proofErr w:type="spellEnd"/>
+      <w:r>
+        <w:rPr>
+          <w:sz w:val="28"/>
+          <w:szCs w:val="28"/>
+        </w:rPr>
+        <w:t xml:space="preserve"> + 2 бита ACK + 7 бит EOF + 3 бита </w:t>
+      </w:r>
+      <w:proofErr w:type="spellStart"/>
+      <w:r>
+        <w:rPr>
+          <w:sz w:val="28"/>
+          <w:szCs w:val="28"/>
+        </w:rPr>
+        <w:t>межкадрового</w:t>
+      </w:r>
+      <w:proofErr w:type="spellEnd"/>
+      <w:r>
+        <w:rPr>
+          <w:sz w:val="28"/>
+          <w:szCs w:val="28"/>
+        </w:rPr>
+        <w:t xml:space="preserve"> интервала). При скорости 1 Мбит/с время передачи такого кадра составляет 108 микросекунд. При скорости 125 кбит/с — 864 микросекунды. Битовая вставка увеличивает фактическую длину кадра в зависимости от передаваемых данных; максимальное увеличение составляет до 30%, что при 1 Мбит/с дает максимальное время передачи около 140 микросекунд.</w:t>
+      </w:r>
+    </w:p>
+    <w:p>
+      <w:pPr>
+        <w:ind w:firstLine="708"/>
+        <w:jc w:val="both"/>
+        <w:rPr>
+          <w:sz w:val="28"/>
+          <w:szCs w:val="28"/>
+        </w:rPr>
+      </w:pPr>
+      <w:r>
+        <w:rPr>
+          <w:sz w:val="28"/>
+          <w:szCs w:val="28"/>
+        </w:rPr>
+        <w:t xml:space="preserve"> CAN определяет три состояния устройства в зависимости от значений счетчиков ошибок. Как описано в спецификации Bosch 2.0, устройство находится в состоянии "</w:t>
+      </w:r>
+      <w:proofErr w:type="spellStart"/>
+      <w:r>
+        <w:rPr>
+          <w:sz w:val="28"/>
+          <w:szCs w:val="28"/>
+        </w:rPr>
+        <w:t>error</w:t>
+      </w:r>
+      <w:proofErr w:type="spellEnd"/>
+      <w:r>
+        <w:rPr>
+          <w:sz w:val="28"/>
+          <w:szCs w:val="28"/>
+        </w:rPr>
+        <w:t xml:space="preserve"> </w:t>
+      </w:r>
+      <w:proofErr w:type="spellStart"/>
+      <w:r>
+        <w:rPr>
+          <w:sz w:val="28"/>
+          <w:szCs w:val="28"/>
+        </w:rPr>
+        <w:t>active</w:t>
+      </w:r>
+      <w:proofErr w:type="spellEnd"/>
+      <w:r>
+        <w:rPr>
+          <w:sz w:val="28"/>
+          <w:szCs w:val="28"/>
+        </w:rPr>
+        <w:t>", когда счетчик ошибок передачи (TEC) и счетчик ошибок приема (REC) оба меньше 127. При достижении TEC или REC значения 127 устройство переходит в состояние "</w:t>
+      </w:r>
+      <w:proofErr w:type="spellStart"/>
+      <w:r>
+        <w:rPr>
+          <w:sz w:val="28"/>
+          <w:szCs w:val="28"/>
+        </w:rPr>
+        <w:t>error</w:t>
+      </w:r>
+      <w:proofErr w:type="spellEnd"/>
+      <w:r>
+        <w:rPr>
+          <w:sz w:val="28"/>
+          <w:szCs w:val="28"/>
+        </w:rPr>
+        <w:t xml:space="preserve"> </w:t>
+      </w:r>
+      <w:proofErr w:type="spellStart"/>
+      <w:r>
+        <w:rPr>
+          <w:sz w:val="28"/>
+          <w:szCs w:val="28"/>
+        </w:rPr>
+        <w:t>passive</w:t>
+      </w:r>
+      <w:proofErr w:type="spellEnd"/>
+      <w:r>
+        <w:rPr>
+          <w:sz w:val="28"/>
+          <w:szCs w:val="28"/>
+        </w:rPr>
+        <w:t>". При достижении TEC значения 255 устройство переходит в состояние "</w:t>
+      </w:r>
+      <w:proofErr w:type="spellStart"/>
+      <w:r>
+        <w:rPr>
+          <w:sz w:val="28"/>
+          <w:szCs w:val="28"/>
+        </w:rPr>
+        <w:t>bus</w:t>
+      </w:r>
+      <w:proofErr w:type="spellEnd"/>
+      <w:r>
+        <w:rPr>
+          <w:sz w:val="28"/>
+          <w:szCs w:val="28"/>
+        </w:rPr>
+        <w:t xml:space="preserve"> </w:t>
+      </w:r>
+      <w:proofErr w:type="spellStart"/>
+      <w:r>
+        <w:rPr>
+          <w:sz w:val="28"/>
+          <w:szCs w:val="28"/>
+        </w:rPr>
+        <w:t>off</w:t>
+      </w:r>
+      <w:proofErr w:type="spellEnd"/>
+      <w:r>
+        <w:rPr>
+          <w:sz w:val="28"/>
+          <w:szCs w:val="28"/>
+        </w:rPr>
+        <w:t xml:space="preserve">", при котором оно полностью прекращает передачу. Успешные передачи и приемы уменьшают счетчики ошибок. Скорость уменьшения счетчиков при успешных передачах определена как декремент на 1 для TEC при каждой успешной передаче 128 последовательных сообщений и декремент на 1 для REC при каждом успешном приеме 128 последовательных сообщений. ARINC 825 добавляет требование, что автоматическое восстановление из состояния </w:t>
+      </w:r>
+      <w:r>
+        <w:rPr>
+          <w:sz w:val="28"/>
+          <w:szCs w:val="28"/>
+        </w:rPr>
+        <w:lastRenderedPageBreak/>
+        <w:t>"</w:t>
+      </w:r>
+      <w:proofErr w:type="spellStart"/>
+      <w:r>
+        <w:rPr>
+          <w:sz w:val="28"/>
+          <w:szCs w:val="28"/>
+        </w:rPr>
+        <w:t>bus</w:t>
+      </w:r>
+      <w:proofErr w:type="spellEnd"/>
+      <w:r>
+        <w:rPr>
+          <w:sz w:val="28"/>
+          <w:szCs w:val="28"/>
+        </w:rPr>
+        <w:t xml:space="preserve"> </w:t>
+      </w:r>
+      <w:proofErr w:type="spellStart"/>
+      <w:r>
+        <w:rPr>
+          <w:sz w:val="28"/>
+          <w:szCs w:val="28"/>
+        </w:rPr>
+        <w:t>off</w:t>
+      </w:r>
+      <w:proofErr w:type="spellEnd"/>
+      <w:r>
+        <w:rPr>
+          <w:sz w:val="28"/>
+          <w:szCs w:val="28"/>
+        </w:rPr>
+        <w:t>" не допускается — требуется внешнее вмешательство (цикл питания или команда от системы более высокого уровня).</w:t>
+      </w:r>
+    </w:p>
+    <w:p>
+      <w:pPr>
+        <w:ind w:firstLine="708"/>
+        <w:jc w:val="both"/>
+        <w:rPr>
+          <w:sz w:val="28"/>
+          <w:szCs w:val="28"/>
+        </w:rPr>
+      </w:pPr>
+      <w:r>
+        <w:rPr>
+          <w:sz w:val="28"/>
+          <w:szCs w:val="28"/>
+        </w:rPr>
+        <w:t xml:space="preserve"> В спецификации ISO 11898-2 определены уровни напряжения для доминантного и рецессивного состояний. В рецессивном состоянии (логическая 1) напряжение на CAN_H и CAN_L составляет примерно 2,5 В относительно земли, дифференциальное напряжение близко к 0 В. В доминантном состоянии (логический 0) напряжение на CAN_H повышается до 3,5 В, на CAN_L понижается до 1,5 В, дифференциальное напряжение составляет 2 В (номинально). Допустимые отклонения: от 1,5 В до 3,0 В для CAN_H и от 1,5 В до 2,5 В для CAN_L в доминантном состоянии. Эти значения гарантируют распознавание сигнала всеми устройствами на шине независимо от длины линии.</w:t>
+      </w:r>
+    </w:p>
+    <w:p>
+      <w:pPr>
+        <w:ind w:firstLine="708"/>
+        <w:jc w:val="both"/>
+        <w:rPr>
+          <w:sz w:val="28"/>
+          <w:szCs w:val="28"/>
+        </w:rPr>
+      </w:pPr>
+      <w:r>
+        <w:rPr>
+          <w:sz w:val="28"/>
+          <w:szCs w:val="28"/>
+        </w:rPr>
+        <w:t xml:space="preserve"> ISO 11898-2 определяет, что каждый конец магистральной линии CAN должен быть </w:t>
+      </w:r>
+      <w:proofErr w:type="spellStart"/>
+      <w:r>
+        <w:rPr>
+          <w:sz w:val="28"/>
+          <w:szCs w:val="28"/>
+        </w:rPr>
+        <w:t>оконечен</w:t>
+      </w:r>
+      <w:proofErr w:type="spellEnd"/>
+      <w:r>
+        <w:rPr>
+          <w:sz w:val="28"/>
+          <w:szCs w:val="28"/>
+        </w:rPr>
+        <w:t xml:space="preserve"> резистором сопротивлением 120 Ом (номинально). Допустимое отклонение составляет ±5% для стандартных резисторов и ±1% для прецизионных. Волновое сопротивление кабеля также должно составлять 120 Ом. Общее сопротивление шины между CAN_H и CAN_L при установленных двух терминаторах составляет 60 Ом.</w:t>
+      </w:r>
+    </w:p>
+    <w:p>
+      <w:pPr>
+        <w:spacing w:after="160" w:line="259" w:lineRule="auto"/>
+        <w:rPr>
+          <w:sz w:val="28"/>
+          <w:szCs w:val="28"/>
+        </w:rPr>
+      </w:pPr>
+      <w:r>
+        <w:rPr>
+          <w:sz w:val="28"/>
+          <w:szCs w:val="28"/>
+        </w:rPr>
+        <w:br w:type="page"/>
+      </w:r>
+    </w:p>
+    <w:p>
+      <w:pPr>
+        <w:pStyle w:val="3"/>
+        <w:jc w:val="center"/>
+      </w:pPr>
+      <w:bookmarkStart w:id="18" w:name="_Toc225784418"/>
+      <w:r>
+        <w:lastRenderedPageBreak/>
+        <w:t>3.3</w:t>
+      </w:r>
+      <w:r>
+        <w:t>. Применения ARINC 664 (AFDX)</w:t>
+      </w:r>
+      <w:bookmarkEnd w:id="18"/>
+    </w:p>
+    <w:p>
+      <w:pPr>
+        <w:ind w:firstLine="708"/>
+        <w:jc w:val="both"/>
+        <w:rPr>
+          <w:sz w:val="28"/>
+          <w:szCs w:val="28"/>
+        </w:rPr>
+      </w:pPr>
+      <w:r>
+        <w:rPr>
+          <w:sz w:val="28"/>
+          <w:szCs w:val="28"/>
+        </w:rPr>
+        <w:t>ARINC 664 (AFDX) нашел широкое применение в авиационной промышленности, прежде всего в магистральных сетях современных пассажирских и транспортных самолетов, где требования к пропускной способности, детерминизму и отказоустойчивости являются критическими. Ниже приведены конкретные модели воздушных судов и систем, в которых AFDX используется в качестве основной сетевой технологии.</w:t>
+      </w:r>
+    </w:p>
+    <w:p>
+      <w:pPr>
+        <w:ind w:firstLine="708"/>
+        <w:jc w:val="both"/>
+        <w:rPr>
+          <w:sz w:val="28"/>
+          <w:szCs w:val="28"/>
+        </w:rPr>
+      </w:pPr>
+      <w:r>
+        <w:rPr>
+          <w:sz w:val="28"/>
+          <w:szCs w:val="28"/>
+        </w:rPr>
+        <w:t xml:space="preserve">Первым коммерческим самолетом, в котором AFDX был реализован в полном объеме, стал Airbus A380. Как указано в технической презентации Airbus "AFDX Technology </w:t>
+      </w:r>
+      <w:proofErr w:type="spellStart"/>
+      <w:r>
+        <w:rPr>
+          <w:sz w:val="28"/>
+          <w:szCs w:val="28"/>
+        </w:rPr>
+        <w:t>Overview</w:t>
+      </w:r>
+      <w:proofErr w:type="spellEnd"/>
+      <w:r>
+        <w:rPr>
+          <w:sz w:val="28"/>
+          <w:szCs w:val="28"/>
+        </w:rPr>
+        <w:t>" (2005), A380 использует AFDX в качестве магистральной сети для связи между основными бортовыми системами. В A380 сконфигурировано более 1000 виртуальных каналов, которые обслуживают передачу данных между системами управления полетом (</w:t>
+      </w:r>
+      <w:proofErr w:type="spellStart"/>
+      <w:r>
+        <w:rPr>
+          <w:sz w:val="28"/>
+          <w:szCs w:val="28"/>
+        </w:rPr>
+        <w:t>Flight</w:t>
+      </w:r>
+      <w:proofErr w:type="spellEnd"/>
+      <w:r>
+        <w:rPr>
+          <w:sz w:val="28"/>
+          <w:szCs w:val="28"/>
+        </w:rPr>
+        <w:t xml:space="preserve"> Control System, FCS), кабиной пилотов (</w:t>
+      </w:r>
+      <w:proofErr w:type="spellStart"/>
+      <w:r>
+        <w:rPr>
+          <w:sz w:val="28"/>
+          <w:szCs w:val="28"/>
+        </w:rPr>
+        <w:t>Cockpit</w:t>
+      </w:r>
+      <w:proofErr w:type="spellEnd"/>
+      <w:r>
+        <w:rPr>
+          <w:sz w:val="28"/>
+          <w:szCs w:val="28"/>
+        </w:rPr>
+        <w:t>), системами связи и навигации, системами мониторинга состояния двигателей и вспомогательных систем. Сеть построена по схеме двойной избыточности (сеть А и сеть Б) с использованием коммутаторов, разработанных компанией Airbus совместно с поставщиками авиационного оборудования. Каждый из двух сетевых доменов A380 содержит до 10 коммутаторов, объединяющих более 50 оконечных систем. Применение AFDX позволило значительно сократить вес проводки по сравнению с предыдущими шинными архитектурами ARINC 429 и ARINC 629.</w:t>
+      </w:r>
+    </w:p>
+    <w:p>
+      <w:pPr>
+        <w:ind w:firstLine="708"/>
+        <w:jc w:val="both"/>
+        <w:rPr>
+          <w:sz w:val="28"/>
+          <w:szCs w:val="28"/>
+        </w:rPr>
+      </w:pPr>
+      <w:r>
+        <w:rPr>
+          <w:sz w:val="28"/>
+          <w:szCs w:val="28"/>
+        </w:rPr>
+        <w:t xml:space="preserve"> Военно-транспортный самолет Airbus A400M Atlas также использует AFDX в своей авиационной архитектуре. Согласно открытым техническим материалам Airbus, A400M применяет AFDX для распределенной системы управления полетом и интеграции различных подсистем, включая управление двигателями TP400-D6, системы дозаправки в воздухе, оборонительные системы и связь. Отличительной особенностью A400M является использование AFDX в сочетании с другими шинными технологиями (включая ARINC 825 для датчиков), что создает гибридную архитектуру, оптимизированную для военных требований.</w:t>
+      </w:r>
+    </w:p>
+    <w:p>
+      <w:pPr>
+        <w:ind w:firstLine="708"/>
+        <w:jc w:val="both"/>
+        <w:rPr>
+          <w:sz w:val="28"/>
+          <w:szCs w:val="28"/>
+        </w:rPr>
+      </w:pPr>
+      <w:r>
+        <w:rPr>
+          <w:sz w:val="28"/>
+          <w:szCs w:val="28"/>
+        </w:rPr>
+        <w:t xml:space="preserve"> Boeing 787 использует AFDX в качестве основы своей сетевой архитектуры, обозначаемой как Common Core System (CCS). Как описано в технической презентации Boeing (2007), AFDX в 787 служит магистралью для передачи данных между вычислительными модулями, объединенными в интегрированную модульную авионику (IMA). В 787 реализована двойная избыточная сеть AFDX, поддерживающая скорость 100 Мбит/с. Сеть соединяет модули, отвечающие за управление полетом, навигацию, мониторинг состояния систем, управление кабиной и развлекательную систему для пассажиров. По данным Boeing, применение AFDX позволило сократить количество отдельных линий связи на 70% по сравнению с предыдущими моделями.</w:t>
+      </w:r>
+    </w:p>
+    <w:p>
+      <w:pPr>
+        <w:ind w:firstLine="708"/>
+        <w:jc w:val="both"/>
+        <w:rPr>
+          <w:sz w:val="28"/>
+          <w:szCs w:val="28"/>
+        </w:rPr>
+      </w:pPr>
+      <w:r>
+        <w:rPr>
+          <w:sz w:val="28"/>
+          <w:szCs w:val="28"/>
+        </w:rPr>
+        <w:t xml:space="preserve"> На Airbus A350 XWB (Extra Wide Body) используется эволюционная версия AFDX с поддержкой скорости 1000 Мбит/с (Gigabit Ethernet) на </w:t>
+      </w:r>
+      <w:r>
+        <w:rPr>
+          <w:sz w:val="28"/>
+          <w:szCs w:val="28"/>
+        </w:rPr>
+        <w:lastRenderedPageBreak/>
+        <w:t xml:space="preserve">некоторых магистральных участках. Согласно презентации Airbus "A350 XWB </w:t>
+      </w:r>
+      <w:proofErr w:type="spellStart"/>
+      <w:r>
+        <w:rPr>
+          <w:sz w:val="28"/>
+          <w:szCs w:val="28"/>
+        </w:rPr>
+        <w:t>Avionics</w:t>
+      </w:r>
+      <w:proofErr w:type="spellEnd"/>
+      <w:r>
+        <w:rPr>
+          <w:sz w:val="28"/>
+          <w:szCs w:val="28"/>
+        </w:rPr>
+        <w:t xml:space="preserve"> Architecture" (2010), сеть AFDX в A350 построена на базе коммутаторов с увеличенной пропускной способностью и поддерживает более 2000 виртуальных каналов. Архитектура A350 также использует AFDX для интеграции систем управления полетом, навигации, связи, а также для передачи видео с камер внешнего обзора и диагностических данных. Двойная избыточность реализована в виде двух полностью независимых сетей (A и Б), каждая из которых имеет собственные коммутаторы и линии связи.</w:t>
+      </w:r>
+    </w:p>
+    <w:p>
+      <w:pPr>
+        <w:ind w:firstLine="708"/>
+        <w:jc w:val="both"/>
+        <w:rPr>
+          <w:sz w:val="28"/>
+          <w:szCs w:val="28"/>
+        </w:rPr>
+      </w:pPr>
+      <w:r>
+        <w:rPr>
+          <w:sz w:val="28"/>
+          <w:szCs w:val="28"/>
+        </w:rPr>
+        <w:t>Помимо указанных выше, AFDX применяется на самолетах Boeing 747-8 (для систем управления и связи), на региональных самолетах Embraer E-</w:t>
+      </w:r>
+      <w:proofErr w:type="spellStart"/>
+      <w:r>
+        <w:rPr>
+          <w:sz w:val="28"/>
+          <w:szCs w:val="28"/>
+        </w:rPr>
+        <w:t>Jets</w:t>
+      </w:r>
+      <w:proofErr w:type="spellEnd"/>
+      <w:r>
+        <w:rPr>
+          <w:sz w:val="28"/>
+          <w:szCs w:val="28"/>
+        </w:rPr>
+        <w:t xml:space="preserve"> E2, на китайском </w:t>
+      </w:r>
+      <w:proofErr w:type="spellStart"/>
+      <w:r>
+        <w:rPr>
+          <w:sz w:val="28"/>
+          <w:szCs w:val="28"/>
+        </w:rPr>
+        <w:t>Comac</w:t>
+      </w:r>
+      <w:proofErr w:type="spellEnd"/>
+      <w:r>
+        <w:rPr>
+          <w:sz w:val="28"/>
+          <w:szCs w:val="28"/>
+        </w:rPr>
+        <w:t xml:space="preserve"> C919, а также на военных платформах, включая транспортник Kawasaki C-2 (Япония) и самолет ДРЛО Boeing E-7 </w:t>
+      </w:r>
+      <w:proofErr w:type="spellStart"/>
+      <w:r>
+        <w:rPr>
+          <w:sz w:val="28"/>
+          <w:szCs w:val="28"/>
+        </w:rPr>
+        <w:t>Wedgetail</w:t>
+      </w:r>
+      <w:proofErr w:type="spellEnd"/>
+      <w:r>
+        <w:rPr>
+          <w:sz w:val="28"/>
+          <w:szCs w:val="28"/>
+        </w:rPr>
+        <w:t>.</w:t>
+      </w:r>
+    </w:p>
+    <w:p>
+      <w:pPr>
+        <w:ind w:firstLine="708"/>
+        <w:jc w:val="both"/>
+        <w:rPr>
+          <w:sz w:val="28"/>
+          <w:szCs w:val="28"/>
+        </w:rPr>
+      </w:pPr>
+      <w:r>
+        <w:rPr>
+          <w:sz w:val="28"/>
+          <w:szCs w:val="28"/>
+        </w:rPr>
+        <w:t xml:space="preserve">В беспилотной авиации AFDX используется в основном в крупных БПЛА, разработанных по авиационным стандартам. Североамериканский беспилотный летательный аппарат Northrop Grumman RQ-4 Global Hawk (высота 18-20 км, продолжительность полета до 32 часов) использует сети на основе AFDX для связи между бортовыми компьютерами, сенсорным оборудованием (радар SAR, электрооптические/инфракрасные датчики) и системами связи. Европейский демонстратор технологий БПЛА Dassault </w:t>
+      </w:r>
+      <w:proofErr w:type="spellStart"/>
+      <w:r>
+        <w:rPr>
+          <w:sz w:val="28"/>
+          <w:szCs w:val="28"/>
+        </w:rPr>
+        <w:t>nEUROn</w:t>
+      </w:r>
+      <w:proofErr w:type="spellEnd"/>
+      <w:r>
+        <w:rPr>
+          <w:sz w:val="28"/>
+          <w:szCs w:val="28"/>
+        </w:rPr>
+        <w:t xml:space="preserve"> использовал AFDX для интеграции систем управления и сбора данных. В исследовательских проектах DARPA, таких как "System F6" (Future, Fast, </w:t>
+      </w:r>
+      <w:proofErr w:type="spellStart"/>
+      <w:r>
+        <w:rPr>
+          <w:sz w:val="28"/>
+          <w:szCs w:val="28"/>
+        </w:rPr>
+        <w:t>Flexible</w:t>
+      </w:r>
+      <w:proofErr w:type="spellEnd"/>
+      <w:r>
+        <w:rPr>
+          <w:sz w:val="28"/>
+          <w:szCs w:val="28"/>
+        </w:rPr>
+        <w:t xml:space="preserve">, </w:t>
+      </w:r>
+      <w:proofErr w:type="spellStart"/>
+      <w:r>
+        <w:rPr>
+          <w:sz w:val="28"/>
+          <w:szCs w:val="28"/>
+        </w:rPr>
+        <w:t>Fractionated</w:t>
+      </w:r>
+      <w:proofErr w:type="spellEnd"/>
+      <w:r>
+        <w:rPr>
+          <w:sz w:val="28"/>
+          <w:szCs w:val="28"/>
+        </w:rPr>
+        <w:t>, Free-</w:t>
+      </w:r>
+      <w:proofErr w:type="spellStart"/>
+      <w:r>
+        <w:rPr>
+          <w:sz w:val="28"/>
+          <w:szCs w:val="28"/>
+        </w:rPr>
+        <w:t>Flying</w:t>
+      </w:r>
+      <w:proofErr w:type="spellEnd"/>
+      <w:r>
+        <w:rPr>
+          <w:sz w:val="28"/>
+          <w:szCs w:val="28"/>
+        </w:rPr>
+        <w:t xml:space="preserve"> </w:t>
+      </w:r>
+      <w:proofErr w:type="spellStart"/>
+      <w:r>
+        <w:rPr>
+          <w:sz w:val="28"/>
+          <w:szCs w:val="28"/>
+        </w:rPr>
+        <w:t>Spacecraft</w:t>
+      </w:r>
+      <w:proofErr w:type="spellEnd"/>
+      <w:r>
+        <w:rPr>
+          <w:sz w:val="28"/>
+          <w:szCs w:val="28"/>
+        </w:rPr>
+        <w:t xml:space="preserve">) и программы роевых дронов, AFDX рассматривается как потенциальный кандидат для организации связи между несколькими аппаратами в группе. Однако в массовых коммерческих и потребительских дронах (например, продукция DJI, </w:t>
+      </w:r>
+      <w:proofErr w:type="spellStart"/>
+      <w:r>
+        <w:rPr>
+          <w:sz w:val="28"/>
+          <w:szCs w:val="28"/>
+        </w:rPr>
+        <w:t>Autel</w:t>
+      </w:r>
+      <w:proofErr w:type="spellEnd"/>
+      <w:r>
+        <w:rPr>
+          <w:sz w:val="28"/>
+          <w:szCs w:val="28"/>
+        </w:rPr>
+        <w:t xml:space="preserve">, </w:t>
+      </w:r>
+      <w:proofErr w:type="spellStart"/>
+      <w:r>
+        <w:rPr>
+          <w:sz w:val="28"/>
+          <w:szCs w:val="28"/>
+        </w:rPr>
+        <w:t>Yuneec</w:t>
+      </w:r>
+      <w:proofErr w:type="spellEnd"/>
+      <w:r>
+        <w:rPr>
+          <w:sz w:val="28"/>
+          <w:szCs w:val="28"/>
+        </w:rPr>
+        <w:t>) AFDX не применяется из-за высокой стоимости оборудования и избыточности требований к пропускной способности и отказоустойчивости для типичных применений.</w:t>
+      </w:r>
+    </w:p>
+    <w:p>
+      <w:pPr>
+        <w:spacing w:after="160" w:line="259" w:lineRule="auto"/>
+        <w:rPr>
+          <w:sz w:val="28"/>
+          <w:szCs w:val="28"/>
+        </w:rPr>
+      </w:pPr>
+      <w:r>
+        <w:rPr>
+          <w:sz w:val="28"/>
+          <w:szCs w:val="28"/>
+        </w:rPr>
+        <w:br w:type="page"/>
+      </w:r>
+    </w:p>
+    <w:p>
+      <w:pPr>
+        <w:pStyle w:val="3"/>
+        <w:jc w:val="center"/>
+      </w:pPr>
+      <w:bookmarkStart w:id="19" w:name="_Toc225784419"/>
+      <w:r>
+        <w:lastRenderedPageBreak/>
+        <w:t>3.4</w:t>
+      </w:r>
+      <w:r>
+        <w:t>. Применения ARINC 825 (CAN)</w:t>
+      </w:r>
+      <w:bookmarkEnd w:id="19"/>
+    </w:p>
+    <w:p>
+      <w:pPr>
+        <w:ind w:firstLine="708"/>
+        <w:jc w:val="both"/>
+        <w:rPr>
+          <w:sz w:val="28"/>
+          <w:szCs w:val="28"/>
+        </w:rPr>
+      </w:pPr>
+      <w:r>
+        <w:rPr>
+          <w:sz w:val="28"/>
+          <w:szCs w:val="28"/>
+        </w:rPr>
+        <w:t xml:space="preserve">ARINC 825, будучи авиационной адаптацией стандарта CAN, нашел широкое применение как в пилотируемой авиации, так и в беспилотных летательных аппаратах. В отличие от ARINC 664, который используется для магистральных высокоскоростных сетей, ARINC 825 применяется преимущественно для </w:t>
+      </w:r>
+      <w:proofErr w:type="spellStart"/>
+      <w:r>
+        <w:rPr>
+          <w:sz w:val="28"/>
+          <w:szCs w:val="28"/>
+        </w:rPr>
+        <w:t>внутриаппаратной</w:t>
+      </w:r>
+      <w:proofErr w:type="spellEnd"/>
+      <w:r>
+        <w:rPr>
+          <w:sz w:val="28"/>
+          <w:szCs w:val="28"/>
+        </w:rPr>
+        <w:t xml:space="preserve"> связи, соединения датчиков и исполнительных механизмов, где не требуется высокая пропускная способность, но критичны надежность, помехоустойчивость и простота реализации. Ниже приведены конкретные модели воздушных судов, систем и беспилотных платформ, в которых используется CAN в соответствии со спецификацией ARINC 825 или ее предшествующими реализациями.</w:t>
+      </w:r>
+    </w:p>
+    <w:p>
+      <w:pPr>
+        <w:ind w:firstLine="708"/>
+        <w:jc w:val="both"/>
+        <w:rPr>
+          <w:sz w:val="28"/>
+          <w:szCs w:val="28"/>
+        </w:rPr>
+      </w:pPr>
+      <w:r>
+        <w:rPr>
+          <w:sz w:val="28"/>
+          <w:szCs w:val="28"/>
+        </w:rPr>
+        <w:t xml:space="preserve"> В самолете Airbus A350 XWB, как указано в презентации Airbus "A350 XWB </w:t>
+      </w:r>
+      <w:proofErr w:type="spellStart"/>
+      <w:r>
+        <w:rPr>
+          <w:sz w:val="28"/>
+          <w:szCs w:val="28"/>
+        </w:rPr>
+        <w:t>Avionics</w:t>
+      </w:r>
+      <w:proofErr w:type="spellEnd"/>
+      <w:r>
+        <w:rPr>
+          <w:sz w:val="28"/>
+          <w:szCs w:val="28"/>
+        </w:rPr>
+        <w:t xml:space="preserve"> Architecture" (2010), CAN-шины (ARINC 825) используются для сбора данных с датчиков давления, температуры и положения клапанов в различных подсистемах. В частности, CAN применяется в системе управления освещением кабины (</w:t>
+      </w:r>
+      <w:proofErr w:type="spellStart"/>
+      <w:r>
+        <w:rPr>
+          <w:sz w:val="28"/>
+          <w:szCs w:val="28"/>
+        </w:rPr>
+        <w:t>Cabin</w:t>
+      </w:r>
+      <w:proofErr w:type="spellEnd"/>
+      <w:r>
+        <w:rPr>
+          <w:sz w:val="28"/>
+          <w:szCs w:val="28"/>
+        </w:rPr>
+        <w:t xml:space="preserve"> </w:t>
+      </w:r>
+      <w:proofErr w:type="spellStart"/>
+      <w:r>
+        <w:rPr>
+          <w:sz w:val="28"/>
+          <w:szCs w:val="28"/>
+        </w:rPr>
+        <w:t>Lighting</w:t>
+      </w:r>
+      <w:proofErr w:type="spellEnd"/>
+      <w:r>
+        <w:rPr>
+          <w:sz w:val="28"/>
+          <w:szCs w:val="28"/>
+        </w:rPr>
+        <w:t xml:space="preserve"> Control System), где десятки датчиков и исполнительных механизмов соединены единой CAN-шиной, что позволило значительно сократить количество проводки по сравнению с традиционной схемой "точка-точка". Кроме того, CAN-шины используются в системе мониторинга состояния шасси, системе управления дверями и люками, а также во вспомогательной силовой установке (APU — </w:t>
+      </w:r>
+      <w:proofErr w:type="spellStart"/>
+      <w:r>
+        <w:rPr>
+          <w:sz w:val="28"/>
+          <w:szCs w:val="28"/>
+        </w:rPr>
+        <w:t>Auxiliary</w:t>
+      </w:r>
+      <w:proofErr w:type="spellEnd"/>
+      <w:r>
+        <w:rPr>
+          <w:sz w:val="28"/>
+          <w:szCs w:val="28"/>
+        </w:rPr>
+        <w:t xml:space="preserve"> Power Unit).</w:t>
+      </w:r>
+    </w:p>
+    <w:p>
+      <w:pPr>
+        <w:ind w:firstLine="708"/>
+        <w:jc w:val="both"/>
+        <w:rPr>
+          <w:sz w:val="28"/>
+          <w:szCs w:val="28"/>
+        </w:rPr>
+      </w:pPr>
+      <w:r>
+        <w:rPr>
+          <w:sz w:val="28"/>
+          <w:szCs w:val="28"/>
+        </w:rPr>
+        <w:t xml:space="preserve"> На Airbus A380 CAN-шины (ARINC 825) применяются для соединения датчиков и исполнительных механизмов в системах, не требующих высокой скорости передачи. Как указано в технической документации Airbus, CAN используется в системе управления давлением в салоне (</w:t>
+      </w:r>
+      <w:proofErr w:type="spellStart"/>
+      <w:r>
+        <w:rPr>
+          <w:sz w:val="28"/>
+          <w:szCs w:val="28"/>
+        </w:rPr>
+        <w:t>Cabin</w:t>
+      </w:r>
+      <w:proofErr w:type="spellEnd"/>
+      <w:r>
+        <w:rPr>
+          <w:sz w:val="28"/>
+          <w:szCs w:val="28"/>
+        </w:rPr>
+        <w:t xml:space="preserve"> </w:t>
+      </w:r>
+      <w:proofErr w:type="spellStart"/>
+      <w:r>
+        <w:rPr>
+          <w:sz w:val="28"/>
+          <w:szCs w:val="28"/>
+        </w:rPr>
+        <w:t>Pressure</w:t>
+      </w:r>
+      <w:proofErr w:type="spellEnd"/>
+      <w:r>
+        <w:rPr>
+          <w:sz w:val="28"/>
+          <w:szCs w:val="28"/>
+        </w:rPr>
+        <w:t xml:space="preserve"> Control System), системе мониторинга вибрации двигателей (Engine </w:t>
+      </w:r>
+      <w:proofErr w:type="spellStart"/>
+      <w:r>
+        <w:rPr>
+          <w:sz w:val="28"/>
+          <w:szCs w:val="28"/>
+        </w:rPr>
+        <w:t>Vibration</w:t>
+      </w:r>
+      <w:proofErr w:type="spellEnd"/>
+      <w:r>
+        <w:rPr>
+          <w:sz w:val="28"/>
+          <w:szCs w:val="28"/>
+        </w:rPr>
+        <w:t xml:space="preserve"> Monitoring System), а также в системах сбора данных с датчиков температуры различных узлов планера. Применение CAN позволило унифицировать интерфейсы датчиков от различных поставщиков и упростить техническое обслуживание.</w:t>
+      </w:r>
+    </w:p>
+    <w:p>
+      <w:pPr>
+        <w:ind w:firstLine="708"/>
+        <w:jc w:val="both"/>
+        <w:rPr>
+          <w:sz w:val="28"/>
+          <w:szCs w:val="28"/>
+        </w:rPr>
+      </w:pPr>
+      <w:r>
+        <w:rPr>
+          <w:sz w:val="28"/>
+          <w:szCs w:val="28"/>
+        </w:rPr>
+        <w:t xml:space="preserve"> Boeing 787 использует CAN-шины (в конфигурации, близкой к ARINC 825) для мониторинга состояния двигателей </w:t>
+      </w:r>
+      <w:proofErr w:type="spellStart"/>
+      <w:r>
+        <w:rPr>
+          <w:sz w:val="28"/>
+          <w:szCs w:val="28"/>
+        </w:rPr>
+        <w:t>GEnx</w:t>
+      </w:r>
+      <w:proofErr w:type="spellEnd"/>
+      <w:r>
+        <w:rPr>
+          <w:sz w:val="28"/>
+          <w:szCs w:val="28"/>
+        </w:rPr>
+        <w:t xml:space="preserve"> и </w:t>
+      </w:r>
+      <w:proofErr w:type="spellStart"/>
+      <w:r>
+        <w:rPr>
+          <w:sz w:val="28"/>
+          <w:szCs w:val="28"/>
+        </w:rPr>
+        <w:t>Trent</w:t>
+      </w:r>
+      <w:proofErr w:type="spellEnd"/>
+      <w:r>
+        <w:rPr>
+          <w:sz w:val="28"/>
+          <w:szCs w:val="28"/>
+        </w:rPr>
+        <w:t xml:space="preserve"> 1000. Согласно техническим материалам Boeing, CAN применяется для сбора данных с датчиков температуры газов за турбиной (EGT — </w:t>
+      </w:r>
+      <w:proofErr w:type="spellStart"/>
+      <w:r>
+        <w:rPr>
+          <w:sz w:val="28"/>
+          <w:szCs w:val="28"/>
+        </w:rPr>
+        <w:t>Exhaust</w:t>
+      </w:r>
+      <w:proofErr w:type="spellEnd"/>
+      <w:r>
+        <w:rPr>
+          <w:sz w:val="28"/>
+          <w:szCs w:val="28"/>
+        </w:rPr>
+        <w:t xml:space="preserve"> Gas </w:t>
+      </w:r>
+      <w:proofErr w:type="spellStart"/>
+      <w:r>
+        <w:rPr>
+          <w:sz w:val="28"/>
+          <w:szCs w:val="28"/>
+        </w:rPr>
+        <w:t>Temperature</w:t>
+      </w:r>
+      <w:proofErr w:type="spellEnd"/>
+      <w:r>
+        <w:rPr>
+          <w:sz w:val="28"/>
+          <w:szCs w:val="28"/>
+        </w:rPr>
+        <w:t xml:space="preserve">), давления масла, вибрации и других параметров, критически важных для диагностики состояния двигателя. Данные с CAN-шин агрегируются в центральные вычислительные модули и передаются по магистральной сети AFDX для отображения в кабине пилотов и передачи на землю через систему ACARS (Aircraft Communications </w:t>
+      </w:r>
+      <w:proofErr w:type="spellStart"/>
+      <w:r>
+        <w:rPr>
+          <w:sz w:val="28"/>
+          <w:szCs w:val="28"/>
+        </w:rPr>
+        <w:t>Addressing</w:t>
+      </w:r>
+      <w:proofErr w:type="spellEnd"/>
+      <w:r>
+        <w:rPr>
+          <w:sz w:val="28"/>
+          <w:szCs w:val="28"/>
+        </w:rPr>
+        <w:t xml:space="preserve"> </w:t>
+      </w:r>
+      <w:proofErr w:type="spellStart"/>
+      <w:r>
+        <w:rPr>
+          <w:sz w:val="28"/>
+          <w:szCs w:val="28"/>
+        </w:rPr>
+        <w:t>and</w:t>
+      </w:r>
+      <w:proofErr w:type="spellEnd"/>
+      <w:r>
+        <w:rPr>
+          <w:sz w:val="28"/>
+          <w:szCs w:val="28"/>
+        </w:rPr>
+        <w:t xml:space="preserve"> Reporting System).</w:t>
+      </w:r>
+    </w:p>
+    <w:p>
+      <w:pPr>
+        <w:ind w:firstLine="708"/>
+        <w:jc w:val="both"/>
+        <w:rPr>
+          <w:sz w:val="28"/>
+          <w:szCs w:val="28"/>
+        </w:rPr>
+      </w:pPr>
+      <w:r>
+        <w:rPr>
+          <w:sz w:val="28"/>
+          <w:szCs w:val="28"/>
+        </w:rPr>
+        <w:t xml:space="preserve"> На Boeing 747-8 CAN-шины используются в системе управления топливом (</w:t>
+      </w:r>
+      <w:proofErr w:type="spellStart"/>
+      <w:r>
+        <w:rPr>
+          <w:sz w:val="28"/>
+          <w:szCs w:val="28"/>
+        </w:rPr>
+        <w:t>Fuel</w:t>
+      </w:r>
+      <w:proofErr w:type="spellEnd"/>
+      <w:r>
+        <w:rPr>
+          <w:sz w:val="28"/>
+          <w:szCs w:val="28"/>
+        </w:rPr>
+        <w:t xml:space="preserve"> Management System), где датчики уровня топлива в крыльевых и </w:t>
+      </w:r>
+      <w:proofErr w:type="spellStart"/>
+      <w:r>
+        <w:rPr>
+          <w:sz w:val="28"/>
+          <w:szCs w:val="28"/>
+        </w:rPr>
+        <w:t>центропланном</w:t>
+      </w:r>
+      <w:proofErr w:type="spellEnd"/>
+      <w:r>
+        <w:rPr>
+          <w:sz w:val="28"/>
+          <w:szCs w:val="28"/>
+        </w:rPr>
+        <w:t xml:space="preserve"> баках, а также исполнительные механизмы топливных насосов и клапанов соединены единой CAN-шиной. Это позволило упростить проводку в крыле и фюзеляже, снизив вес и повысив надежность.</w:t>
+      </w:r>
+    </w:p>
+    <w:p>
+      <w:pPr>
+        <w:ind w:firstLine="708"/>
+        <w:jc w:val="both"/>
+        <w:rPr>
+          <w:sz w:val="28"/>
+          <w:szCs w:val="28"/>
+        </w:rPr>
+      </w:pPr>
+      <w:r>
+        <w:rPr>
+          <w:sz w:val="28"/>
+          <w:szCs w:val="28"/>
+        </w:rPr>
+        <w:lastRenderedPageBreak/>
+        <w:t xml:space="preserve"> Производители авиационных двигателей Rolls-Royce и GE Aviation используют CAN (в варианте, соответствующем ARINC 825) для внутренней связи между датчиками и электронным блоком управления двигателем (EEC — Electronic Engine Control). На двигателях Rolls-Royce </w:t>
+      </w:r>
+      <w:proofErr w:type="spellStart"/>
+      <w:r>
+        <w:rPr>
+          <w:sz w:val="28"/>
+          <w:szCs w:val="28"/>
+        </w:rPr>
+        <w:t>Trent</w:t>
+      </w:r>
+      <w:proofErr w:type="spellEnd"/>
+      <w:r>
+        <w:rPr>
+          <w:sz w:val="28"/>
+          <w:szCs w:val="28"/>
+        </w:rPr>
+        <w:t xml:space="preserve"> 1000 и </w:t>
+      </w:r>
+      <w:proofErr w:type="spellStart"/>
+      <w:r>
+        <w:rPr>
+          <w:sz w:val="28"/>
+          <w:szCs w:val="28"/>
+        </w:rPr>
+        <w:t>Trent</w:t>
+      </w:r>
+      <w:proofErr w:type="spellEnd"/>
+      <w:r>
+        <w:rPr>
+          <w:sz w:val="28"/>
+          <w:szCs w:val="28"/>
+        </w:rPr>
+        <w:t xml:space="preserve"> XWB, используемых на Boeing 787 и Airbus A350, CAN-шина соединяет до 20-30 датчиков температуры, давления и вибрации, расположенных в различных зонах двигателя. Как указано в документации Rolls-Royce, применение CAN обеспечило устойчивость к электромагнитным помехам, характерным для работы мощных турбовентиляторных двигателей.</w:t>
+      </w:r>
+    </w:p>
+    <w:p>
+      <w:pPr>
+        <w:ind w:firstLine="708"/>
+        <w:jc w:val="both"/>
+        <w:rPr>
+          <w:sz w:val="28"/>
+          <w:szCs w:val="28"/>
+        </w:rPr>
+      </w:pPr>
+      <w:r>
+        <w:rPr>
+          <w:sz w:val="28"/>
+          <w:szCs w:val="28"/>
+        </w:rPr>
+        <w:t xml:space="preserve"> В отличие от AFDX, CAN (ARINC 825) получил очень широкое распространение в беспилотных системах, включая коммерческие, исследовательские и потребительские дроны. Открытая архитектура полетного контроллера </w:t>
+      </w:r>
+      <w:proofErr w:type="spellStart"/>
+      <w:r>
+        <w:rPr>
+          <w:sz w:val="28"/>
+          <w:szCs w:val="28"/>
+        </w:rPr>
+        <w:t>Pixhawk</w:t>
+      </w:r>
+      <w:proofErr w:type="spellEnd"/>
+      <w:r>
+        <w:rPr>
+          <w:sz w:val="28"/>
+          <w:szCs w:val="28"/>
+        </w:rPr>
+        <w:t xml:space="preserve"> (</w:t>
+      </w:r>
+      <w:proofErr w:type="spellStart"/>
+      <w:r>
+        <w:rPr>
+          <w:sz w:val="28"/>
+          <w:szCs w:val="28"/>
+        </w:rPr>
+        <w:t>ArduPilot</w:t>
+      </w:r>
+      <w:proofErr w:type="spellEnd"/>
+      <w:r>
+        <w:rPr>
+          <w:sz w:val="28"/>
+          <w:szCs w:val="28"/>
+        </w:rPr>
+        <w:t>, PX4) использует CAN в качестве основной шины для подключения внешних устройств — GPS-модулей, телеметрических передатчиков, датчиков расстояния (</w:t>
+      </w:r>
+      <w:proofErr w:type="spellStart"/>
+      <w:r>
+        <w:rPr>
+          <w:sz w:val="28"/>
+          <w:szCs w:val="28"/>
+        </w:rPr>
+        <w:t>лидаров</w:t>
+      </w:r>
+      <w:proofErr w:type="spellEnd"/>
+      <w:r>
+        <w:rPr>
+          <w:sz w:val="28"/>
+          <w:szCs w:val="28"/>
+        </w:rPr>
+        <w:t xml:space="preserve"> и сонаров), систем управления полезной нагрузкой. Протокол </w:t>
+      </w:r>
+      <w:proofErr w:type="spellStart"/>
+      <w:r>
+        <w:rPr>
+          <w:sz w:val="28"/>
+          <w:szCs w:val="28"/>
+        </w:rPr>
+        <w:t>DroneCAN</w:t>
+      </w:r>
+      <w:proofErr w:type="spellEnd"/>
+      <w:r>
+        <w:rPr>
+          <w:sz w:val="28"/>
+          <w:szCs w:val="28"/>
+        </w:rPr>
+        <w:t xml:space="preserve"> (ранее UAVCAN) является открытым стандартом, базирующимся на CAN и широко используемым в </w:t>
+      </w:r>
+      <w:proofErr w:type="spellStart"/>
+      <w:r>
+        <w:rPr>
+          <w:sz w:val="28"/>
+          <w:szCs w:val="28"/>
+        </w:rPr>
+        <w:t>дроностроении</w:t>
+      </w:r>
+      <w:proofErr w:type="spellEnd"/>
+      <w:r>
+        <w:rPr>
+          <w:sz w:val="28"/>
+          <w:szCs w:val="28"/>
+        </w:rPr>
+        <w:t xml:space="preserve">. Коммерческие дроны DJI (серии </w:t>
+      </w:r>
+      <w:proofErr w:type="spellStart"/>
+      <w:r>
+        <w:rPr>
+          <w:sz w:val="28"/>
+          <w:szCs w:val="28"/>
+        </w:rPr>
+        <w:t>Matrice</w:t>
+      </w:r>
+      <w:proofErr w:type="spellEnd"/>
+      <w:r>
+        <w:rPr>
+          <w:sz w:val="28"/>
+          <w:szCs w:val="28"/>
+        </w:rPr>
+        <w:t xml:space="preserve">, </w:t>
+      </w:r>
+      <w:proofErr w:type="spellStart"/>
+      <w:r>
+        <w:rPr>
+          <w:sz w:val="28"/>
+          <w:szCs w:val="28"/>
+        </w:rPr>
+        <w:t>Agras</w:t>
+      </w:r>
+      <w:proofErr w:type="spellEnd"/>
+      <w:r>
+        <w:rPr>
+          <w:sz w:val="28"/>
+          <w:szCs w:val="28"/>
+        </w:rPr>
+        <w:t xml:space="preserve">, </w:t>
+      </w:r>
+      <w:proofErr w:type="spellStart"/>
+      <w:r>
+        <w:rPr>
+          <w:sz w:val="28"/>
+          <w:szCs w:val="28"/>
+        </w:rPr>
+        <w:t>Inspire</w:t>
+      </w:r>
+      <w:proofErr w:type="spellEnd"/>
+      <w:r>
+        <w:rPr>
+          <w:sz w:val="28"/>
+          <w:szCs w:val="28"/>
+        </w:rPr>
+        <w:t xml:space="preserve">) используют CAN для связи между полетным контроллером, модулями камер, системами уклонения от препятствий и наземными станциями управления. В исследовательских проектах роевых дронов (например, проекты ETH Zurich, University </w:t>
+      </w:r>
+      <w:proofErr w:type="spellStart"/>
+      <w:r>
+        <w:rPr>
+          <w:sz w:val="28"/>
+          <w:szCs w:val="28"/>
+        </w:rPr>
+        <w:t>of</w:t>
+      </w:r>
+      <w:proofErr w:type="spellEnd"/>
+      <w:r>
+        <w:rPr>
+          <w:sz w:val="28"/>
+          <w:szCs w:val="28"/>
+        </w:rPr>
+        <w:t xml:space="preserve"> </w:t>
+      </w:r>
+      <w:proofErr w:type="spellStart"/>
+      <w:r>
+        <w:rPr>
+          <w:sz w:val="28"/>
+          <w:szCs w:val="28"/>
+        </w:rPr>
+        <w:t>Pennsylvania</w:t>
+      </w:r>
+      <w:proofErr w:type="spellEnd"/>
+      <w:r>
+        <w:rPr>
+          <w:sz w:val="28"/>
+          <w:szCs w:val="28"/>
+        </w:rPr>
+        <w:t xml:space="preserve">, DARPA OFFSET) CAN часто используется для </w:t>
+      </w:r>
+      <w:proofErr w:type="spellStart"/>
+      <w:r>
+        <w:rPr>
+          <w:sz w:val="28"/>
+          <w:szCs w:val="28"/>
+        </w:rPr>
+        <w:t>внутриаппаратной</w:t>
+      </w:r>
+      <w:proofErr w:type="spellEnd"/>
+      <w:r>
+        <w:rPr>
+          <w:sz w:val="28"/>
+          <w:szCs w:val="28"/>
+        </w:rPr>
+        <w:t xml:space="preserve"> связи, а также, с применением радиомодемов, для связи между дронами в рое на коротких дистанциях.</w:t>
+      </w:r>
+    </w:p>
+    <w:p>
+      <w:pPr>
+        <w:ind w:firstLine="708"/>
+        <w:jc w:val="both"/>
+        <w:rPr>
+          <w:sz w:val="28"/>
+          <w:szCs w:val="28"/>
+        </w:rPr>
+      </w:pPr>
+      <w:r>
+        <w:rPr>
+          <w:sz w:val="28"/>
+          <w:szCs w:val="28"/>
+        </w:rPr>
+        <w:t>Помимо указанных выше, CAN (ARINC 825) применяется на региональных самолетах Bombardier CRJ и Embraer E-</w:t>
+      </w:r>
+      <w:proofErr w:type="spellStart"/>
+      <w:r>
+        <w:rPr>
+          <w:sz w:val="28"/>
+          <w:szCs w:val="28"/>
+        </w:rPr>
+        <w:t>Jets</w:t>
+      </w:r>
+      <w:proofErr w:type="spellEnd"/>
+      <w:r>
+        <w:rPr>
+          <w:sz w:val="28"/>
+          <w:szCs w:val="28"/>
+        </w:rPr>
+        <w:t xml:space="preserve"> для управления системами кондиционирования воздуха и противообледенительными системами. В вертолетной технике CAN используется на Airbus </w:t>
+      </w:r>
+      <w:proofErr w:type="spellStart"/>
+      <w:r>
+        <w:rPr>
+          <w:sz w:val="28"/>
+          <w:szCs w:val="28"/>
+        </w:rPr>
+        <w:t>Helicopters</w:t>
+      </w:r>
+      <w:proofErr w:type="spellEnd"/>
+      <w:r>
+        <w:rPr>
+          <w:sz w:val="28"/>
+          <w:szCs w:val="28"/>
+        </w:rPr>
+        <w:t xml:space="preserve"> H160 и H175 для соединения датчиков и исполнительных механизмов в системе управления несущим винтом и в системах мониторинга трансмиссии. В наземном оборудовании для обслуживания авиационной техники CAN широко применяется в диагностических сканерах, тестерах и симуляторах, подключаемых к бортовым сетям через стандартизированные интерфейсы.</w:t>
+      </w:r>
+    </w:p>
+    <w:p>
+      <w:pPr>
+        <w:jc w:val="both"/>
+        <w:rPr>
+          <w:sz w:val="28"/>
+          <w:szCs w:val="28"/>
+        </w:rPr>
+      </w:pPr>
+    </w:p>
+    <w:p>
+      <w:pPr>
+        <w:spacing w:after="160" w:line="259" w:lineRule="auto"/>
+        <w:rPr>
+          <w:sz w:val="28"/>
+          <w:szCs w:val="28"/>
+        </w:rPr>
+      </w:pPr>
+      <w:r>
+        <w:rPr>
+          <w:sz w:val="28"/>
+          <w:szCs w:val="28"/>
+        </w:rPr>
+        <w:br w:type="page"/>
+      </w:r>
+    </w:p>
+    <w:p>
+      <w:pPr>
+        <w:pStyle w:val="3"/>
+        <w:jc w:val="center"/>
+      </w:pPr>
+      <w:bookmarkStart w:id="20" w:name="_Toc225784420"/>
+      <w:r>
+        <w:lastRenderedPageBreak/>
+        <w:t>3.5 В</w:t>
+      </w:r>
+      <w:r>
+        <w:t>озможность радиопередачи для протоколов ARINC 664 и ARINC 825</w:t>
+      </w:r>
+      <w:bookmarkEnd w:id="20"/>
+    </w:p>
+    <w:p>
+      <w:pPr>
+        <w:ind w:firstLine="708"/>
+        <w:jc w:val="both"/>
+        <w:rPr>
+          <w:sz w:val="28"/>
+          <w:szCs w:val="28"/>
+        </w:rPr>
+      </w:pPr>
+      <w:r>
+        <w:rPr>
+          <w:sz w:val="28"/>
+          <w:szCs w:val="28"/>
+        </w:rPr>
+        <w:t>Оба протокола — ARINC 664 (AFDX) и ARINC 825 (CAN) — изначально разработаны для работы по проводным линиям связи. Их ключевые механизмы обеспечения детерминизма и надежности (расписание BAG для AFDX и битовый арбитраж для CAN) предполагают наличие физической среды с предсказуемыми задержками, отсутствием коллизий (в случае AFDX) или строго определенным временем распространения сигнала (в случае CAN). Радиоканал вносит ряд факторов, которые затрудняют или делают невозможным прямое применение этих протоколов без дополнительных адаптаций. Тем не менее, существуют исследовательские и промышленные решения, позволяющие использовать AFDX и CAN по радиоканалу с определенными ограничениями.</w:t>
+      </w:r>
+    </w:p>
+    <w:p>
+      <w:pPr>
+        <w:jc w:val="both"/>
+        <w:rPr>
+          <w:sz w:val="28"/>
+          <w:szCs w:val="28"/>
+        </w:rPr>
+      </w:pPr>
+      <w:r>
+        <w:rPr>
+          <w:sz w:val="28"/>
+          <w:szCs w:val="28"/>
+        </w:rPr>
+        <w:tab/>
+      </w:r>
+      <w:r>
+        <w:rPr>
+          <w:sz w:val="28"/>
+          <w:szCs w:val="28"/>
+        </w:rPr>
+        <w:t xml:space="preserve">Любой радиоканал, в отличие от проводной среды, характеризуется следующими особенностями, критичными для ARINC 664 и ARINC 825. Во-первых, переменная задержка распространения (вариативность времени доставки пакета), обусловленная перегрузкой эфира, помехами, переключениями каналов и протоколами </w:t>
+      </w:r>
+      <w:proofErr w:type="spellStart"/>
+      <w:r>
+        <w:rPr>
+          <w:sz w:val="28"/>
+          <w:szCs w:val="28"/>
+        </w:rPr>
+        <w:t>медиадоступа</w:t>
+      </w:r>
+      <w:proofErr w:type="spellEnd"/>
+      <w:r>
+        <w:rPr>
+          <w:sz w:val="28"/>
+          <w:szCs w:val="28"/>
+        </w:rPr>
+        <w:t xml:space="preserve"> (например, CSMA/CA в </w:t>
+      </w:r>
+      <w:proofErr w:type="spellStart"/>
+      <w:r>
+        <w:rPr>
+          <w:sz w:val="28"/>
+          <w:szCs w:val="28"/>
+        </w:rPr>
+        <w:t>Wi</w:t>
+      </w:r>
+      <w:proofErr w:type="spellEnd"/>
+      <w:r>
+        <w:rPr>
+          <w:sz w:val="28"/>
+          <w:szCs w:val="28"/>
+        </w:rPr>
+        <w:t>-Fi). Во-вторых, более высокая вероятность битовых ошибок по сравнению с экранированной витой парой или оптоволокном, что приводит к необходимости повторных передач. В-третьих, отсутствие гарантированной пропускной способности в нелицензируемых диапазонах. В-четвертых, для протоколов с арбитражем (CAN) критична невозможность одновременной передачи и прослушивания в полудуплексных радиоканалах.</w:t>
+      </w:r>
+    </w:p>
+    <w:p>
+      <w:pPr>
+        <w:jc w:val="both"/>
+        <w:rPr>
+          <w:sz w:val="28"/>
+          <w:szCs w:val="28"/>
+        </w:rPr>
+      </w:pPr>
+      <w:r>
+        <w:rPr>
+          <w:sz w:val="28"/>
+          <w:szCs w:val="28"/>
+        </w:rPr>
+        <w:tab/>
+      </w:r>
+      <w:r>
+        <w:rPr>
+          <w:sz w:val="28"/>
+          <w:szCs w:val="28"/>
+        </w:rPr>
+        <w:t xml:space="preserve">ARINC 664 (AFDX) в своей стандартной реализации использует полнодуплексный проводной Ethernet, где коллизии физически невозможны, а задержки в коммутаторах фиксированы и известны. Для радиопередачи AFDX технически возможна замена физического уровня (Ethernet PHY) на радиоканал — например, на </w:t>
+      </w:r>
+      <w:proofErr w:type="spellStart"/>
+      <w:r>
+        <w:rPr>
+          <w:sz w:val="28"/>
+          <w:szCs w:val="28"/>
+        </w:rPr>
+        <w:t>Wi</w:t>
+      </w:r>
+      <w:proofErr w:type="spellEnd"/>
+      <w:r>
+        <w:rPr>
+          <w:sz w:val="28"/>
+          <w:szCs w:val="28"/>
+        </w:rPr>
+        <w:t xml:space="preserve">-Fi (IEEE 802.11), WiMAX или специализированные радиомодемы. При этом сохраняется логика виртуальных каналов (VL), расписание BAG и механизмы двойной избыточности. Однако, как отмечается в исследовательских работах по AFDX </w:t>
+      </w:r>
+      <w:proofErr w:type="spellStart"/>
+      <w:r>
+        <w:rPr>
+          <w:sz w:val="28"/>
+          <w:szCs w:val="28"/>
+        </w:rPr>
+        <w:t>over</w:t>
+      </w:r>
+      <w:proofErr w:type="spellEnd"/>
+      <w:r>
+        <w:rPr>
+          <w:sz w:val="28"/>
+          <w:szCs w:val="28"/>
+        </w:rPr>
+        <w:t xml:space="preserve"> </w:t>
+      </w:r>
+      <w:proofErr w:type="spellStart"/>
+      <w:r>
+        <w:rPr>
+          <w:sz w:val="28"/>
+          <w:szCs w:val="28"/>
+        </w:rPr>
+        <w:t>wireless</w:t>
+      </w:r>
+      <w:proofErr w:type="spellEnd"/>
+      <w:r>
+        <w:rPr>
+          <w:sz w:val="28"/>
+          <w:szCs w:val="28"/>
+        </w:rPr>
+        <w:t xml:space="preserve">, радиоканал вносит дополнительные и, главное, недетерминированные задержки, которые нарушают гарантии BAG. Максимальный джиттер, вносимый оконечной системой, в проводном AFDX не должен превышать 0,5 мс. В радиоканале </w:t>
+      </w:r>
+      <w:proofErr w:type="spellStart"/>
+      <w:r>
+        <w:rPr>
+          <w:sz w:val="28"/>
+          <w:szCs w:val="28"/>
+        </w:rPr>
+        <w:t>Wi</w:t>
+      </w:r>
+      <w:proofErr w:type="spellEnd"/>
+      <w:r>
+        <w:rPr>
+          <w:sz w:val="28"/>
+          <w:szCs w:val="28"/>
+        </w:rPr>
+        <w:t>-Fi типичные вариации задержки (джиттер) могут составлять 5-50 мс, что на один-два порядка выше допустимого. Это делает невозможным соблюдение жестких временных гарантий, требуемых для критических авиационных приложений.</w:t>
+      </w:r>
+    </w:p>
+    <w:p>
+      <w:pPr>
+        <w:jc w:val="both"/>
+        <w:rPr>
+          <w:sz w:val="28"/>
+          <w:szCs w:val="28"/>
+        </w:rPr>
+      </w:pPr>
+      <w:r>
+        <w:rPr>
+          <w:sz w:val="28"/>
+          <w:szCs w:val="28"/>
+        </w:rPr>
+        <w:t xml:space="preserve">Несмотря на указанные ограничения, радиопередача AFDX применяется в некоторых исследовательских и военных проектах, как правило, с использованием высококачественных радиолиний с резервированием времени (TDMA — Time Division </w:t>
+      </w:r>
+      <w:proofErr w:type="spellStart"/>
+      <w:r>
+        <w:rPr>
+          <w:sz w:val="28"/>
+          <w:szCs w:val="28"/>
+        </w:rPr>
+        <w:t>Multiple</w:t>
+      </w:r>
+      <w:proofErr w:type="spellEnd"/>
+      <w:r>
+        <w:rPr>
+          <w:sz w:val="28"/>
+          <w:szCs w:val="28"/>
+        </w:rPr>
+        <w:t xml:space="preserve"> Access) или с полным дуплексом на отдельных частотах. В таких системах радиоканал эмулирует свойства проводного Ethernet за счет жесткого расписания временных слотов, что </w:t>
+      </w:r>
+      <w:r>
+        <w:rPr>
+          <w:sz w:val="28"/>
+          <w:szCs w:val="28"/>
+        </w:rPr>
+        <w:lastRenderedPageBreak/>
+        <w:t>позволяет сохранить основные механизмы AFDX. Примером могут служить системы связи с БПЛА на дальностях до нескольких десятков километров с использованием микроволновых радиомодемов, где задержка и джиттер строго контролируются. В серийной гражданской авиации радиопередача AFDX не применяется из-за требований сертификации и необходимости гарантировать безопасность полета при любых условиях радиоэфира.</w:t>
+      </w:r>
+    </w:p>
+    <w:p>
+      <w:pPr>
+        <w:jc w:val="both"/>
+        <w:rPr>
+          <w:sz w:val="28"/>
+          <w:szCs w:val="28"/>
+        </w:rPr>
+      </w:pPr>
+      <w:r>
+        <w:rPr>
+          <w:sz w:val="28"/>
+          <w:szCs w:val="28"/>
+        </w:rPr>
+        <w:tab/>
+        <w:t>Р</w:t>
+      </w:r>
+      <w:r>
+        <w:rPr>
+          <w:sz w:val="28"/>
+          <w:szCs w:val="28"/>
+        </w:rPr>
+        <w:t>адиопередача технически возможна с заменой физического уровня, но приводит к нарушению детерминизма (джиттер) и может применяться только в некритических или специально сконфигурированных (с большим запасом по BAG) системах. Для сертифицируемых авиационных приложений не используется.</w:t>
+      </w:r>
+    </w:p>
+    <w:p>
+      <w:pPr>
+        <w:jc w:val="both"/>
+        <w:rPr>
+          <w:sz w:val="28"/>
+          <w:szCs w:val="28"/>
+        </w:rPr>
+      </w:pPr>
+      <w:r>
+        <w:rPr>
+          <w:sz w:val="28"/>
+          <w:szCs w:val="28"/>
+        </w:rPr>
+        <w:tab/>
+      </w:r>
+      <w:r>
+        <w:rPr>
+          <w:sz w:val="28"/>
+          <w:szCs w:val="28"/>
+        </w:rPr>
+        <w:t>ARINC 825 (CAN) сталкивается с более фундаментальной проблемой при попытке использования радиоканала. Механизм арбитража CAN, как описано в спецификации Bosch 2.0 и ISO 11898-1, требует, чтобы все устройства на шине одновременно передавали и прослушивали биты, а доминантный бит мгновенно (в пределах одного битового интервала) подавлял рецессивный. Это требование выполнимо только в проводной среде, где задержка распространения сигнала составляет доли микросекунды на метр. В радиоканале, особенно с полудуплексным режимом (например, большинство радиомодемов), невозможно одновременное "передача-и-прослушивание", а задержки распространения составляют десятки и сотни микросекунд даже на коротких дистанциях. Это делает классический битовый арбитраж CAN неработоспособным.</w:t>
+      </w:r>
+    </w:p>
+    <w:p>
+      <w:pPr>
+        <w:ind w:firstLine="708"/>
+        <w:jc w:val="both"/>
+        <w:rPr>
+          <w:sz w:val="28"/>
+          <w:szCs w:val="28"/>
+        </w:rPr>
+      </w:pPr>
+      <w:r>
+        <w:rPr>
+          <w:sz w:val="28"/>
+          <w:szCs w:val="28"/>
+        </w:rPr>
+        <w:t xml:space="preserve">Существуют два основных подхода к радиопередаче CAN. Первый подход заключается в использовании CAN-радиомодемов, которые подключаются к CAN-шине проводным образом с одной стороны и передают данные по радио на другой модем, который восстанавливает CAN-сообщение на удаленной шине. В таких системах радиоканал работает как прозрачный мост, но арбитраж происходит только внутри каждой локальной проводной шины, а не между удаленными устройствами. Примеры таких решений предлагаются компаниями IXXAT (ныне часть Bosch), EMS Dr. Thomas </w:t>
+      </w:r>
+      <w:proofErr w:type="spellStart"/>
+      <w:r>
+        <w:rPr>
+          <w:sz w:val="28"/>
+          <w:szCs w:val="28"/>
+        </w:rPr>
+        <w:t>Würsching</w:t>
+      </w:r>
+      <w:proofErr w:type="spellEnd"/>
+      <w:r>
+        <w:rPr>
+          <w:sz w:val="28"/>
+          <w:szCs w:val="28"/>
+        </w:rPr>
+        <w:t xml:space="preserve">, SYS TEC </w:t>
+      </w:r>
+      <w:proofErr w:type="spellStart"/>
+      <w:r>
+        <w:rPr>
+          <w:sz w:val="28"/>
+          <w:szCs w:val="28"/>
+        </w:rPr>
+        <w:t>electronic</w:t>
+      </w:r>
+      <w:proofErr w:type="spellEnd"/>
+      <w:r>
+        <w:rPr>
+          <w:sz w:val="28"/>
+          <w:szCs w:val="28"/>
+        </w:rPr>
+        <w:t>. Как указано в документации IXXAT, CAN-радиомодемы работают на скоростях до 1 Мбит/с на проводной стороне и используют различные протоколы радиопередачи (частотная манипуляция, MSK, GFSK) с эффективной скоростью до 250 кбит/с. Однако при использовании моста арбитраж между устройствами на разных концах радиоканала невозможен, что требует либо централизованной архитектуры (</w:t>
+      </w:r>
+      <w:proofErr w:type="spellStart"/>
+      <w:r>
+        <w:rPr>
+          <w:sz w:val="28"/>
+          <w:szCs w:val="28"/>
+        </w:rPr>
+        <w:t>master-slave</w:t>
+      </w:r>
+      <w:proofErr w:type="spellEnd"/>
+      <w:r>
+        <w:rPr>
+          <w:sz w:val="28"/>
+          <w:szCs w:val="28"/>
+        </w:rPr>
+        <w:t>), либо перехода на протокол более высокого уровня.</w:t>
+      </w:r>
+    </w:p>
+    <w:p>
+      <w:pPr>
+        <w:ind w:firstLine="708"/>
+        <w:jc w:val="both"/>
+        <w:rPr>
+          <w:sz w:val="28"/>
+          <w:szCs w:val="28"/>
+        </w:rPr>
+      </w:pPr>
+      <w:r>
+        <w:rPr>
+          <w:sz w:val="28"/>
+          <w:szCs w:val="28"/>
+        </w:rPr>
+        <w:t xml:space="preserve">Второй подход, применяемый в некоторых исследовательских проектах роевых дронов, заключается в отказе от арбитража и использовании CAN в режиме "молчаливого" узла или с предварительным резервированием временных слотов. В таких системах каждое устройство получает выделенный временной интервал для передачи, что исключает коллизии, но снижает эффективную пропускную способность и требует глобальной синхронизации времени. По данным работ из ETH Zurich и University </w:t>
+      </w:r>
+      <w:proofErr w:type="spellStart"/>
+      <w:r>
+        <w:rPr>
+          <w:sz w:val="28"/>
+          <w:szCs w:val="28"/>
+        </w:rPr>
+        <w:t>of</w:t>
+      </w:r>
+      <w:proofErr w:type="spellEnd"/>
+      <w:r>
+        <w:rPr>
+          <w:sz w:val="28"/>
+          <w:szCs w:val="28"/>
+        </w:rPr>
+        <w:t xml:space="preserve"> </w:t>
+      </w:r>
+      <w:proofErr w:type="spellStart"/>
+      <w:r>
+        <w:rPr>
+          <w:sz w:val="28"/>
+          <w:szCs w:val="28"/>
+        </w:rPr>
+        <w:t>Pennsylvania</w:t>
+      </w:r>
+      <w:proofErr w:type="spellEnd"/>
+      <w:r>
+        <w:rPr>
+          <w:sz w:val="28"/>
+          <w:szCs w:val="28"/>
+        </w:rPr>
+        <w:t xml:space="preserve">, такой </w:t>
+      </w:r>
+      <w:r>
+        <w:rPr>
+          <w:sz w:val="28"/>
+          <w:szCs w:val="28"/>
+        </w:rPr>
+        <w:lastRenderedPageBreak/>
+        <w:t>подход позволяет использовать CAN-совместимые сообщения по радиоканалу на дальностях до 1-2 км между дронами, но не соответствует спецификации ARINC 825 и не может быть сертифицирован для авиации.</w:t>
+      </w:r>
+    </w:p>
+    <w:p>
+      <w:pPr>
+        <w:jc w:val="both"/>
+        <w:rPr>
+          <w:sz w:val="28"/>
+          <w:szCs w:val="28"/>
+        </w:rPr>
+      </w:pPr>
+      <w:r>
+        <w:rPr>
+          <w:sz w:val="28"/>
+          <w:szCs w:val="28"/>
+        </w:rPr>
+        <w:tab/>
+        <w:t>П</w:t>
+      </w:r>
+      <w:r>
+        <w:rPr>
+          <w:sz w:val="28"/>
+          <w:szCs w:val="28"/>
+        </w:rPr>
+        <w:t>рямая радиопередача с сохранением битового арбитража невозможна из-за физических ограничений радиоканала. Возможно использование CAN-радиомостов (с потерей арбитража между удаленными узлами) или отказ от арбитража с переходом на TDMA. Для сертифицируемых авиационных приложений радиопередача CAN не используется.</w:t>
+      </w:r>
+    </w:p>
+    <w:p>
+      <w:pPr>
+        <w:spacing w:after="160" w:line="259" w:lineRule="auto"/>
+        <w:rPr>
+          <w:sz w:val="28"/>
+          <w:szCs w:val="28"/>
+        </w:rPr>
+      </w:pPr>
+      <w:r>
+        <w:rPr>
+          <w:sz w:val="28"/>
+          <w:szCs w:val="28"/>
+        </w:rPr>
+        <w:br w:type="page"/>
+      </w:r>
+    </w:p>
+    <w:p>
+      <w:pPr>
+        <w:pStyle w:val="3"/>
+        <w:jc w:val="center"/>
+      </w:pPr>
+      <w:bookmarkStart w:id="21" w:name="_Toc225784421"/>
       <w:r>
         <w:lastRenderedPageBreak/>
         <w:t>Список литературы</w:t>
       </w:r>
-      <w:bookmarkEnd w:id="15"/>
+      <w:bookmarkEnd w:id="21"/>
       <w:r>
         <w:t xml:space="preserve"> </w:t>
       </w:r>
